--- a/.NET2026/SistemaControlEspaciosDeportivosWeb/MANUAL_USUARIO_ADMIN_NEGOCIO.docx
+++ b/.NET2026/SistemaControlEspaciosDeportivosWeb/MANUAL_USUARIO_ADMIN_NEGOCIO.docx
@@ -92,7 +92,7 @@
         <w:rPr>
           <w:sz w:val="22"/>
         </w:rPr>
-        <w:t>Versi?n 1.0 | Fecha de emisi?n: 04/05/2026</w:t>
+        <w:t>Versi?n: 1.0 | Fecha de emisi?n: 12/05/2026</w:t>
       </w:r>
     </w:p>
     <w:p>
@@ -152,6 +152,25 @@
         <w:pStyle w:val="Heading2"/>
       </w:pPr>
       <w:r>
+        <w:t>Nota técnica de codificación</w:t>
+      </w:r>
+    </w:p>
+    <w:p>
+      <w:r>
+        <w:t>Este manual debe mantenerse en UTF-8.</w:t>
+      </w:r>
+    </w:p>
+    <w:p>
+      <w:r>
+        <w:t>Si se regenera DOCX/PDF automáticamente, la lectura de este archivo debe hacerse en UTF-8 y evitar literales con acentos hardcodeados fuera del contenido del `.md`.</w:t>
+      </w:r>
+    </w:p>
+    <w:p/>
+    <w:p>
+      <w:pPr>
+        <w:pStyle w:val="Heading2"/>
+      </w:pPr>
+      <w:r>
         <w:t>1. Objetivo</w:t>
       </w:r>
     </w:p>
@@ -330,11 +349,67 @@
         <w:t>5. Dashboard</w:t>
       </w:r>
     </w:p>
+    <w:p/>
     <w:p>
       <w:pPr>
         <w:pStyle w:val="Heading3"/>
       </w:pPr>
       <w:r>
+        <w:t>Evidencia visual</w:t>
+      </w:r>
+    </w:p>
+    <w:p>
+      <w:r>
+        <w:rPr>
+          <w:b/>
+        </w:rPr>
+        <w:t>Dashboard</w:t>
+      </w:r>
+    </w:p>
+    <w:p>
+      <w:pPr>
+        <w:jc w:val="center"/>
+      </w:pPr>
+      <w:r>
+        <w:drawing>
+          <wp:inline xmlns:a="http://schemas.openxmlformats.org/drawingml/2006/main" xmlns:pic="http://schemas.openxmlformats.org/drawingml/2006/picture">
+            <wp:extent cx="5669280" cy="4641998"/>
+            <wp:docPr id="2" name="Picture 2"/>
+            <wp:cNvGraphicFramePr>
+              <a:graphicFrameLocks noChangeAspect="1"/>
+            </wp:cNvGraphicFramePr>
+            <a:graphic>
+              <a:graphicData uri="http://schemas.openxmlformats.org/drawingml/2006/picture">
+                <pic:pic>
+                  <pic:nvPicPr>
+                    <pic:cNvPr id="0" name="Dashboard.png"/>
+                    <pic:cNvPicPr/>
+                  </pic:nvPicPr>
+                  <pic:blipFill>
+                    <a:blip r:embed="rId10"/>
+                    <a:stretch>
+                      <a:fillRect/>
+                    </a:stretch>
+                  </pic:blipFill>
+                  <pic:spPr>
+                    <a:xfrm>
+                      <a:off x="0" y="0"/>
+                      <a:ext cx="5669280" cy="4641998"/>
+                    </a:xfrm>
+                    <a:prstGeom prst="rect"/>
+                  </pic:spPr>
+                </pic:pic>
+              </a:graphicData>
+            </a:graphic>
+          </wp:inline>
+        </w:drawing>
+      </w:r>
+    </w:p>
+    <w:p>
+      <w:pPr>
+        <w:pStyle w:val="Heading3"/>
+      </w:pPr>
+      <w:r>
         <w:t>5.1 Para qué sirve</w:t>
       </w:r>
     </w:p>
@@ -406,26 +481,291 @@
         <w:t>---</w:t>
       </w:r>
     </w:p>
+    <w:p>
+      <w:pPr>
+        <w:pStyle w:val="Heading2"/>
+      </w:pPr>
+      <w:r>
+        <w:t>6. Maestros</w:t>
+      </w:r>
+    </w:p>
     <w:p/>
     <w:p>
       <w:pPr>
+        <w:pStyle w:val="Heading3"/>
+      </w:pPr>
+      <w:r>
+        <w:t>Evidencia visual</w:t>
+      </w:r>
+    </w:p>
+    <w:p>
+      <w:r>
+        <w:rPr>
+          <w:b/>
+        </w:rPr>
+        <w:t>Maestros</w:t>
+      </w:r>
+    </w:p>
+    <w:p>
+      <w:pPr>
+        <w:jc w:val="center"/>
+      </w:pPr>
+      <w:r>
+        <w:drawing>
+          <wp:inline xmlns:a="http://schemas.openxmlformats.org/drawingml/2006/main" xmlns:pic="http://schemas.openxmlformats.org/drawingml/2006/picture">
+            <wp:extent cx="5669280" cy="2463204"/>
+            <wp:docPr id="3" name="Picture 3"/>
+            <wp:cNvGraphicFramePr>
+              <a:graphicFrameLocks noChangeAspect="1"/>
+            </wp:cNvGraphicFramePr>
+            <a:graphic>
+              <a:graphicData uri="http://schemas.openxmlformats.org/drawingml/2006/picture">
+                <pic:pic>
+                  <pic:nvPicPr>
+                    <pic:cNvPr id="0" name="Maestros.png"/>
+                    <pic:cNvPicPr/>
+                  </pic:nvPicPr>
+                  <pic:blipFill>
+                    <a:blip r:embed="rId11"/>
+                    <a:stretch>
+                      <a:fillRect/>
+                    </a:stretch>
+                  </pic:blipFill>
+                  <pic:spPr>
+                    <a:xfrm>
+                      <a:off x="0" y="0"/>
+                      <a:ext cx="5669280" cy="2463204"/>
+                    </a:xfrm>
+                    <a:prstGeom prst="rect"/>
+                  </pic:spPr>
+                </pic:pic>
+              </a:graphicData>
+            </a:graphic>
+          </wp:inline>
+        </w:drawing>
+      </w:r>
+    </w:p>
+    <w:p>
+      <w:pPr>
+        <w:pStyle w:val="Heading3"/>
+      </w:pPr>
+      <w:r>
+        <w:t>6.1 Para qué sirve</w:t>
+      </w:r>
+    </w:p>
+    <w:p>
+      <w:r>
+        <w:t>Mantiene catálogos base del negocio.</w:t>
+      </w:r>
+    </w:p>
+    <w:p/>
+    <w:p>
+      <w:pPr>
+        <w:pStyle w:val="Heading3"/>
+      </w:pPr>
+      <w:r>
+        <w:t>6.2 Catálogos</w:t>
+      </w:r>
+    </w:p>
+    <w:p>
+      <w:r>
+        <w:t>1. Tipos de deporte</w:t>
+      </w:r>
+    </w:p>
+    <w:p>
+      <w:r>
+        <w:t>2. Tipos de suelo</w:t>
+      </w:r>
+    </w:p>
+    <w:p>
+      <w:r>
+        <w:t>3. Tipos de documento</w:t>
+      </w:r>
+    </w:p>
+    <w:p>
+      <w:r>
+        <w:t>4. Monedas</w:t>
+      </w:r>
+    </w:p>
+    <w:p>
+      <w:r>
+        <w:t>5. Formas de pago</w:t>
+      </w:r>
+    </w:p>
+    <w:p>
+      <w:r>
+        <w:t>6. Series por documento</w:t>
+      </w:r>
+    </w:p>
+    <w:p/>
+    <w:p>
+      <w:pPr>
+        <w:pStyle w:val="Heading3"/>
+      </w:pPr>
+      <w:r>
+        <w:t>6.3 Reglas</w:t>
+      </w:r>
+    </w:p>
+    <w:p>
+      <w:pPr>
+        <w:pStyle w:val="ListBullet"/>
+      </w:pPr>
+      <w:r>
+        <w:t>No eliminar catálogos en uso activo si impactan reservas/comprobantes.</w:t>
+      </w:r>
+    </w:p>
+    <w:p>
+      <w:pPr>
+        <w:pStyle w:val="ListBullet"/>
+      </w:pPr>
+      <w:r>
+        <w:t>Mantener formas de pago coherentes con operación real.</w:t>
+      </w:r>
+    </w:p>
+    <w:p>
+      <w:pPr>
+        <w:pStyle w:val="ListBullet"/>
+      </w:pPr>
+      <w:r>
+        <w:t>Configurar series por documento con formato y correlativo válidos antes de emitir comprobantes.</w:t>
+      </w:r>
+    </w:p>
+    <w:p>
+      <w:pPr>
+        <w:pStyle w:val="ListBullet"/>
+      </w:pPr>
+      <w:r>
+        <w:t>Mantener una serie activa por tipo de documento según sede/negocio para evitar conflictos de numeración.</w:t>
+      </w:r>
+    </w:p>
+    <w:p/>
+    <w:p>
+      <w:r>
+        <w:t>---</w:t>
+      </w:r>
+    </w:p>
+    <w:p>
+      <w:pPr>
         <w:pStyle w:val="Heading2"/>
       </w:pPr>
       <w:r>
-        <w:t>6. Maestros</w:t>
-      </w:r>
-    </w:p>
+        <w:t>7. Sedes</w:t>
+      </w:r>
+    </w:p>
+    <w:p/>
     <w:p>
       <w:pPr>
         <w:pStyle w:val="Heading3"/>
       </w:pPr>
       <w:r>
-        <w:t>6.1 Para qué sirve</w:t>
-      </w:r>
-    </w:p>
-    <w:p>
-      <w:r>
-        <w:t>Mantiene catálogos base del negocio.</w:t>
+        <w:t>Evidencias visuales</w:t>
+      </w:r>
+    </w:p>
+    <w:p>
+      <w:r>
+        <w:rPr>
+          <w:b/>
+        </w:rPr>
+        <w:t>Sedes listado</w:t>
+      </w:r>
+    </w:p>
+    <w:p>
+      <w:pPr>
+        <w:jc w:val="center"/>
+      </w:pPr>
+      <w:r>
+        <w:drawing>
+          <wp:inline xmlns:a="http://schemas.openxmlformats.org/drawingml/2006/main" xmlns:pic="http://schemas.openxmlformats.org/drawingml/2006/picture">
+            <wp:extent cx="5669280" cy="2312020"/>
+            <wp:docPr id="4" name="Picture 4"/>
+            <wp:cNvGraphicFramePr>
+              <a:graphicFrameLocks noChangeAspect="1"/>
+            </wp:cNvGraphicFramePr>
+            <a:graphic>
+              <a:graphicData uri="http://schemas.openxmlformats.org/drawingml/2006/picture">
+                <pic:pic>
+                  <pic:nvPicPr>
+                    <pic:cNvPr id="0" name="Sedes_listado.png"/>
+                    <pic:cNvPicPr/>
+                  </pic:nvPicPr>
+                  <pic:blipFill>
+                    <a:blip r:embed="rId12"/>
+                    <a:stretch>
+                      <a:fillRect/>
+                    </a:stretch>
+                  </pic:blipFill>
+                  <pic:spPr>
+                    <a:xfrm>
+                      <a:off x="0" y="0"/>
+                      <a:ext cx="5669280" cy="2312020"/>
+                    </a:xfrm>
+                    <a:prstGeom prst="rect"/>
+                  </pic:spPr>
+                </pic:pic>
+              </a:graphicData>
+            </a:graphic>
+          </wp:inline>
+        </w:drawing>
+      </w:r>
+    </w:p>
+    <w:p>
+      <w:r>
+        <w:rPr>
+          <w:b/>
+        </w:rPr>
+        <w:t>Sedes registro</w:t>
+      </w:r>
+    </w:p>
+    <w:p>
+      <w:pPr>
+        <w:jc w:val="center"/>
+      </w:pPr>
+      <w:r>
+        <w:drawing>
+          <wp:inline xmlns:a="http://schemas.openxmlformats.org/drawingml/2006/main" xmlns:pic="http://schemas.openxmlformats.org/drawingml/2006/picture">
+            <wp:extent cx="5669280" cy="4449164"/>
+            <wp:docPr id="5" name="Picture 5"/>
+            <wp:cNvGraphicFramePr>
+              <a:graphicFrameLocks noChangeAspect="1"/>
+            </wp:cNvGraphicFramePr>
+            <a:graphic>
+              <a:graphicData uri="http://schemas.openxmlformats.org/drawingml/2006/picture">
+                <pic:pic>
+                  <pic:nvPicPr>
+                    <pic:cNvPr id="0" name="Sedes_registro.png"/>
+                    <pic:cNvPicPr/>
+                  </pic:nvPicPr>
+                  <pic:blipFill>
+                    <a:blip r:embed="rId13"/>
+                    <a:stretch>
+                      <a:fillRect/>
+                    </a:stretch>
+                  </pic:blipFill>
+                  <pic:spPr>
+                    <a:xfrm>
+                      <a:off x="0" y="0"/>
+                      <a:ext cx="5669280" cy="4449164"/>
+                    </a:xfrm>
+                    <a:prstGeom prst="rect"/>
+                  </pic:spPr>
+                </pic:pic>
+              </a:graphicData>
+            </a:graphic>
+          </wp:inline>
+        </w:drawing>
+      </w:r>
+    </w:p>
+    <w:p>
+      <w:pPr>
+        <w:pStyle w:val="Heading3"/>
+      </w:pPr>
+      <w:r>
+        <w:t>7.1 Para qué sirve</w:t>
+      </w:r>
+    </w:p>
+    <w:p>
+      <w:r>
+        <w:t>Gestión de sedes del complejo.</w:t>
       </w:r>
     </w:p>
     <w:p/>
@@ -434,32 +774,47 @@
         <w:pStyle w:val="Heading3"/>
       </w:pPr>
       <w:r>
-        <w:t>6.2 Catálogos</w:t>
-      </w:r>
-    </w:p>
-    <w:p>
-      <w:r>
-        <w:t>1. Tipos de deporte</w:t>
-      </w:r>
-    </w:p>
-    <w:p>
-      <w:r>
-        <w:t>2. Tipos de suelo</w:t>
-      </w:r>
-    </w:p>
-    <w:p>
-      <w:r>
-        <w:t>3. Tipos de documento</w:t>
-      </w:r>
-    </w:p>
-    <w:p>
-      <w:r>
-        <w:t>4. Monedas</w:t>
-      </w:r>
-    </w:p>
-    <w:p>
-      <w:r>
-        <w:t>5. Formas de pago</w:t>
+        <w:t>7.2 Datos clave</w:t>
+      </w:r>
+    </w:p>
+    <w:p>
+      <w:pPr>
+        <w:pStyle w:val="ListBullet"/>
+      </w:pPr>
+      <w:r>
+        <w:t>Nombre y dirección</w:t>
+      </w:r>
+    </w:p>
+    <w:p>
+      <w:pPr>
+        <w:pStyle w:val="ListBullet"/>
+      </w:pPr>
+      <w:r>
+        <w:t>Teléfono y canales de contacto</w:t>
+      </w:r>
+    </w:p>
+    <w:p>
+      <w:pPr>
+        <w:pStyle w:val="ListBullet"/>
+      </w:pPr>
+      <w:r>
+        <w:t>Servicios del complejo deportivo</w:t>
+      </w:r>
+    </w:p>
+    <w:p>
+      <w:pPr>
+        <w:pStyle w:val="ListBullet"/>
+      </w:pPr>
+      <w:r>
+        <w:t>Configuración de notificaciones</w:t>
+      </w:r>
+    </w:p>
+    <w:p>
+      <w:pPr>
+        <w:pStyle w:val="ListBullet"/>
+      </w:pPr>
+      <w:r>
+        <w:t>Horarios de atención y fechas inhabilitadas</w:t>
       </w:r>
     </w:p>
     <w:p/>
@@ -468,7 +823,156 @@
         <w:pStyle w:val="Heading3"/>
       </w:pPr>
       <w:r>
-        <w:t>6.3 Reglas</w:t>
+        <w:t>7.3 Reglas</w:t>
+      </w:r>
+    </w:p>
+    <w:p>
+      <w:r>
+        <w:t>1. Una sede inactiva no debería recibir nuevas reservas operativas.</w:t>
+      </w:r>
+    </w:p>
+    <w:p>
+      <w:r>
+        <w:t>2. Mantener teléfono/correo actualizados para comunicación con clientes.</w:t>
+      </w:r>
+    </w:p>
+    <w:p/>
+    <w:p>
+      <w:r>
+        <w:t>---</w:t>
+      </w:r>
+    </w:p>
+    <w:p>
+      <w:pPr>
+        <w:pStyle w:val="Heading2"/>
+      </w:pPr>
+      <w:r>
+        <w:t>8. Espacio deportivo</w:t>
+      </w:r>
+    </w:p>
+    <w:p/>
+    <w:p>
+      <w:pPr>
+        <w:pStyle w:val="Heading3"/>
+      </w:pPr>
+      <w:r>
+        <w:t>Evidencias visuales</w:t>
+      </w:r>
+    </w:p>
+    <w:p>
+      <w:r>
+        <w:rPr>
+          <w:b/>
+        </w:rPr>
+        <w:t>Espacio deportivo listado</w:t>
+      </w:r>
+    </w:p>
+    <w:p>
+      <w:pPr>
+        <w:jc w:val="center"/>
+      </w:pPr>
+      <w:r>
+        <w:drawing>
+          <wp:inline xmlns:a="http://schemas.openxmlformats.org/drawingml/2006/main" xmlns:pic="http://schemas.openxmlformats.org/drawingml/2006/picture">
+            <wp:extent cx="5669280" cy="2283538"/>
+            <wp:docPr id="6" name="Picture 6"/>
+            <wp:cNvGraphicFramePr>
+              <a:graphicFrameLocks noChangeAspect="1"/>
+            </wp:cNvGraphicFramePr>
+            <a:graphic>
+              <a:graphicData uri="http://schemas.openxmlformats.org/drawingml/2006/picture">
+                <pic:pic>
+                  <pic:nvPicPr>
+                    <pic:cNvPr id="0" name="eSPACIODEPORTIVO_LISTADO.png"/>
+                    <pic:cNvPicPr/>
+                  </pic:nvPicPr>
+                  <pic:blipFill>
+                    <a:blip r:embed="rId14"/>
+                    <a:stretch>
+                      <a:fillRect/>
+                    </a:stretch>
+                  </pic:blipFill>
+                  <pic:spPr>
+                    <a:xfrm>
+                      <a:off x="0" y="0"/>
+                      <a:ext cx="5669280" cy="2283538"/>
+                    </a:xfrm>
+                    <a:prstGeom prst="rect"/>
+                  </pic:spPr>
+                </pic:pic>
+              </a:graphicData>
+            </a:graphic>
+          </wp:inline>
+        </w:drawing>
+      </w:r>
+    </w:p>
+    <w:p>
+      <w:r>
+        <w:rPr>
+          <w:b/>
+        </w:rPr>
+        <w:t>Espacio deportivo registro</w:t>
+      </w:r>
+    </w:p>
+    <w:p>
+      <w:pPr>
+        <w:jc w:val="center"/>
+      </w:pPr>
+      <w:r>
+        <w:drawing>
+          <wp:inline xmlns:a="http://schemas.openxmlformats.org/drawingml/2006/main" xmlns:pic="http://schemas.openxmlformats.org/drawingml/2006/picture">
+            <wp:extent cx="5669280" cy="4589150"/>
+            <wp:docPr id="7" name="Picture 7"/>
+            <wp:cNvGraphicFramePr>
+              <a:graphicFrameLocks noChangeAspect="1"/>
+            </wp:cNvGraphicFramePr>
+            <a:graphic>
+              <a:graphicData uri="http://schemas.openxmlformats.org/drawingml/2006/picture">
+                <pic:pic>
+                  <pic:nvPicPr>
+                    <pic:cNvPr id="0" name="eSPACIODEPORTIVO_REGISTRO.png"/>
+                    <pic:cNvPicPr/>
+                  </pic:nvPicPr>
+                  <pic:blipFill>
+                    <a:blip r:embed="rId15"/>
+                    <a:stretch>
+                      <a:fillRect/>
+                    </a:stretch>
+                  </pic:blipFill>
+                  <pic:spPr>
+                    <a:xfrm>
+                      <a:off x="0" y="0"/>
+                      <a:ext cx="5669280" cy="4589150"/>
+                    </a:xfrm>
+                    <a:prstGeom prst="rect"/>
+                  </pic:spPr>
+                </pic:pic>
+              </a:graphicData>
+            </a:graphic>
+          </wp:inline>
+        </w:drawing>
+      </w:r>
+    </w:p>
+    <w:p>
+      <w:pPr>
+        <w:pStyle w:val="Heading3"/>
+      </w:pPr>
+      <w:r>
+        <w:t>8.1 Para qué sirve</w:t>
+      </w:r>
+    </w:p>
+    <w:p>
+      <w:r>
+        <w:t>Gestión de canchas/espacios reservables por sede.</w:t>
+      </w:r>
+    </w:p>
+    <w:p/>
+    <w:p>
+      <w:pPr>
+        <w:pStyle w:val="Heading3"/>
+      </w:pPr>
+      <w:r>
+        <w:t>8.2 Datos clave</w:t>
       </w:r>
     </w:p>
     <w:p>
@@ -476,7 +980,7 @@
         <w:pStyle w:val="ListBullet"/>
       </w:pPr>
       <w:r>
-        <w:t>No eliminar catálogos en uso activo si impactan reservas/comprobantes.</w:t>
+        <w:t>Nombre del espacio</w:t>
       </w:r>
     </w:p>
     <w:p>
@@ -484,35 +988,462 @@
         <w:pStyle w:val="ListBullet"/>
       </w:pPr>
       <w:r>
-        <w:t>Mantener formas de pago coherentes con operación real.</w:t>
+        <w:t>Tipo de deporte y tipo de suelo</w:t>
+      </w:r>
+    </w:p>
+    <w:p>
+      <w:pPr>
+        <w:pStyle w:val="ListBullet"/>
+      </w:pPr>
+      <w:r>
+        <w:t>Precio base</w:t>
+      </w:r>
+    </w:p>
+    <w:p>
+      <w:pPr>
+        <w:pStyle w:val="ListBullet"/>
+      </w:pPr>
+      <w:r>
+        <w:t>Estado activo</w:t>
+      </w:r>
+    </w:p>
+    <w:p>
+      <w:pPr>
+        <w:pStyle w:val="ListBullet"/>
+      </w:pPr>
+      <w:r>
+        <w:t>Configuración operativa del espacio</w:t>
       </w:r>
     </w:p>
     <w:p/>
     <w:p>
+      <w:pPr>
+        <w:pStyle w:val="Heading3"/>
+      </w:pPr>
+      <w:r>
+        <w:t>8.3 Reglas</w:t>
+      </w:r>
+    </w:p>
+    <w:p>
+      <w:r>
+        <w:t>1. Validar precio base correcto antes de abrir agenda.</w:t>
+      </w:r>
+    </w:p>
+    <w:p>
+      <w:r>
+        <w:t>2. Desactivar espacios fuera de servicio para evitar errores de reserva.</w:t>
+      </w:r>
+    </w:p>
+    <w:p/>
+    <w:p>
       <w:r>
         <w:t>---</w:t>
       </w:r>
     </w:p>
+    <w:p>
+      <w:pPr>
+        <w:pStyle w:val="Heading2"/>
+      </w:pPr>
+      <w:r>
+        <w:t>9. Clientes</w:t>
+      </w:r>
+    </w:p>
     <w:p/>
     <w:p>
       <w:pPr>
+        <w:pStyle w:val="Heading3"/>
+      </w:pPr>
+      <w:r>
+        <w:t>Evidencias visuales</w:t>
+      </w:r>
+    </w:p>
+    <w:p>
+      <w:r>
+        <w:rPr>
+          <w:b/>
+        </w:rPr>
+        <w:t>Clientes listado</w:t>
+      </w:r>
+    </w:p>
+    <w:p>
+      <w:pPr>
+        <w:jc w:val="center"/>
+      </w:pPr>
+      <w:r>
+        <w:drawing>
+          <wp:inline xmlns:a="http://schemas.openxmlformats.org/drawingml/2006/main" xmlns:pic="http://schemas.openxmlformats.org/drawingml/2006/picture">
+            <wp:extent cx="5669280" cy="2265458"/>
+            <wp:docPr id="8" name="Picture 8"/>
+            <wp:cNvGraphicFramePr>
+              <a:graphicFrameLocks noChangeAspect="1"/>
+            </wp:cNvGraphicFramePr>
+            <a:graphic>
+              <a:graphicData uri="http://schemas.openxmlformats.org/drawingml/2006/picture">
+                <pic:pic>
+                  <pic:nvPicPr>
+                    <pic:cNvPr id="0" name="clientes_listado.png"/>
+                    <pic:cNvPicPr/>
+                  </pic:nvPicPr>
+                  <pic:blipFill>
+                    <a:blip r:embed="rId16"/>
+                    <a:stretch>
+                      <a:fillRect/>
+                    </a:stretch>
+                  </pic:blipFill>
+                  <pic:spPr>
+                    <a:xfrm>
+                      <a:off x="0" y="0"/>
+                      <a:ext cx="5669280" cy="2265458"/>
+                    </a:xfrm>
+                    <a:prstGeom prst="rect"/>
+                  </pic:spPr>
+                </pic:pic>
+              </a:graphicData>
+            </a:graphic>
+          </wp:inline>
+        </w:drawing>
+      </w:r>
+    </w:p>
+    <w:p>
+      <w:r>
+        <w:rPr>
+          <w:b/>
+        </w:rPr>
+        <w:t>Clientes registro</w:t>
+      </w:r>
+    </w:p>
+    <w:p>
+      <w:pPr>
+        <w:jc w:val="center"/>
+      </w:pPr>
+      <w:r>
+        <w:drawing>
+          <wp:inline xmlns:a="http://schemas.openxmlformats.org/drawingml/2006/main" xmlns:pic="http://schemas.openxmlformats.org/drawingml/2006/picture">
+            <wp:extent cx="5669280" cy="2764545"/>
+            <wp:docPr id="9" name="Picture 9"/>
+            <wp:cNvGraphicFramePr>
+              <a:graphicFrameLocks noChangeAspect="1"/>
+            </wp:cNvGraphicFramePr>
+            <a:graphic>
+              <a:graphicData uri="http://schemas.openxmlformats.org/drawingml/2006/picture">
+                <pic:pic>
+                  <pic:nvPicPr>
+                    <pic:cNvPr id="0" name="clientes_Registro.png"/>
+                    <pic:cNvPicPr/>
+                  </pic:nvPicPr>
+                  <pic:blipFill>
+                    <a:blip r:embed="rId17"/>
+                    <a:stretch>
+                      <a:fillRect/>
+                    </a:stretch>
+                  </pic:blipFill>
+                  <pic:spPr>
+                    <a:xfrm>
+                      <a:off x="0" y="0"/>
+                      <a:ext cx="5669280" cy="2764545"/>
+                    </a:xfrm>
+                    <a:prstGeom prst="rect"/>
+                  </pic:spPr>
+                </pic:pic>
+              </a:graphicData>
+            </a:graphic>
+          </wp:inline>
+        </w:drawing>
+      </w:r>
+    </w:p>
+    <w:p>
+      <w:pPr>
+        <w:pStyle w:val="Heading3"/>
+      </w:pPr>
+      <w:r>
+        <w:t>9.1 Para qué sirve</w:t>
+      </w:r>
+    </w:p>
+    <w:p>
+      <w:r>
+        <w:t>Padrón de clientes del negocio.</w:t>
+      </w:r>
+    </w:p>
+    <w:p/>
+    <w:p>
+      <w:pPr>
+        <w:pStyle w:val="Heading3"/>
+      </w:pPr>
+      <w:r>
+        <w:t>9.2 Funciones</w:t>
+      </w:r>
+    </w:p>
+    <w:p>
+      <w:pPr>
+        <w:pStyle w:val="ListBullet"/>
+      </w:pPr>
+      <w:r>
+        <w:t>Alta/edición de cliente</w:t>
+      </w:r>
+    </w:p>
+    <w:p>
+      <w:pPr>
+        <w:pStyle w:val="ListBullet"/>
+      </w:pPr>
+      <w:r>
+        <w:t>Datos de contacto</w:t>
+      </w:r>
+    </w:p>
+    <w:p>
+      <w:pPr>
+        <w:pStyle w:val="ListBullet"/>
+      </w:pPr>
+      <w:r>
+        <w:t>Tipo y número de documento</w:t>
+      </w:r>
+    </w:p>
+    <w:p/>
+    <w:p>
+      <w:pPr>
+        <w:pStyle w:val="Heading3"/>
+      </w:pPr>
+      <w:r>
+        <w:t>9.3 Reglas</w:t>
+      </w:r>
+    </w:p>
+    <w:p>
+      <w:pPr>
+        <w:pStyle w:val="ListBullet"/>
+      </w:pPr>
+      <w:r>
+        <w:t>Evitar duplicados de cliente con mismo documento.</w:t>
+      </w:r>
+    </w:p>
+    <w:p>
+      <w:pPr>
+        <w:pStyle w:val="ListBullet"/>
+      </w:pPr>
+      <w:r>
+        <w:t>Completar teléfono/correo para recordatorios y seguimiento.</w:t>
+      </w:r>
+    </w:p>
+    <w:p/>
+    <w:p>
+      <w:r>
+        <w:t>---</w:t>
+      </w:r>
+    </w:p>
+    <w:p>
+      <w:pPr>
         <w:pStyle w:val="Heading2"/>
       </w:pPr>
       <w:r>
-        <w:t>7. Sedes</w:t>
-      </w:r>
-    </w:p>
+        <w:t>10. Reservas</w:t>
+      </w:r>
+    </w:p>
+    <w:p/>
     <w:p>
       <w:pPr>
         <w:pStyle w:val="Heading3"/>
       </w:pPr>
       <w:r>
-        <w:t>7.1 Para qué sirve</w:t>
-      </w:r>
-    </w:p>
-    <w:p>
-      <w:r>
-        <w:t>Gestión de sedes del complejo.</w:t>
+        <w:t>Evidencias visuales</w:t>
+      </w:r>
+    </w:p>
+    <w:p>
+      <w:r>
+        <w:rPr>
+          <w:b/>
+        </w:rPr>
+        <w:t>Reservas listado 1</w:t>
+      </w:r>
+    </w:p>
+    <w:p>
+      <w:pPr>
+        <w:jc w:val="center"/>
+      </w:pPr>
+      <w:r>
+        <w:drawing>
+          <wp:inline xmlns:a="http://schemas.openxmlformats.org/drawingml/2006/main" xmlns:pic="http://schemas.openxmlformats.org/drawingml/2006/picture">
+            <wp:extent cx="5669280" cy="4969714"/>
+            <wp:docPr id="10" name="Picture 10"/>
+            <wp:cNvGraphicFramePr>
+              <a:graphicFrameLocks noChangeAspect="1"/>
+            </wp:cNvGraphicFramePr>
+            <a:graphic>
+              <a:graphicData uri="http://schemas.openxmlformats.org/drawingml/2006/picture">
+                <pic:pic>
+                  <pic:nvPicPr>
+                    <pic:cNvPr id="0" name="Reservas_litado1.png"/>
+                    <pic:cNvPicPr/>
+                  </pic:nvPicPr>
+                  <pic:blipFill>
+                    <a:blip r:embed="rId18"/>
+                    <a:stretch>
+                      <a:fillRect/>
+                    </a:stretch>
+                  </pic:blipFill>
+                  <pic:spPr>
+                    <a:xfrm>
+                      <a:off x="0" y="0"/>
+                      <a:ext cx="5669280" cy="4969714"/>
+                    </a:xfrm>
+                    <a:prstGeom prst="rect"/>
+                  </pic:spPr>
+                </pic:pic>
+              </a:graphicData>
+            </a:graphic>
+          </wp:inline>
+        </w:drawing>
+      </w:r>
+    </w:p>
+    <w:p>
+      <w:r>
+        <w:rPr>
+          <w:b/>
+        </w:rPr>
+        <w:t>Reservas listado 2</w:t>
+      </w:r>
+    </w:p>
+    <w:p>
+      <w:pPr>
+        <w:jc w:val="center"/>
+      </w:pPr>
+      <w:r>
+        <w:drawing>
+          <wp:inline xmlns:a="http://schemas.openxmlformats.org/drawingml/2006/main" xmlns:pic="http://schemas.openxmlformats.org/drawingml/2006/picture">
+            <wp:extent cx="5669280" cy="4513794"/>
+            <wp:docPr id="11" name="Picture 11"/>
+            <wp:cNvGraphicFramePr>
+              <a:graphicFrameLocks noChangeAspect="1"/>
+            </wp:cNvGraphicFramePr>
+            <a:graphic>
+              <a:graphicData uri="http://schemas.openxmlformats.org/drawingml/2006/picture">
+                <pic:pic>
+                  <pic:nvPicPr>
+                    <pic:cNvPr id="0" name="Reserva_Listado2.png"/>
+                    <pic:cNvPicPr/>
+                  </pic:nvPicPr>
+                  <pic:blipFill>
+                    <a:blip r:embed="rId19"/>
+                    <a:stretch>
+                      <a:fillRect/>
+                    </a:stretch>
+                  </pic:blipFill>
+                  <pic:spPr>
+                    <a:xfrm>
+                      <a:off x="0" y="0"/>
+                      <a:ext cx="5669280" cy="4513794"/>
+                    </a:xfrm>
+                    <a:prstGeom prst="rect"/>
+                  </pic:spPr>
+                </pic:pic>
+              </a:graphicData>
+            </a:graphic>
+          </wp:inline>
+        </w:drawing>
+      </w:r>
+    </w:p>
+    <w:p>
+      <w:r>
+        <w:rPr>
+          <w:b/>
+        </w:rPr>
+        <w:t>Reserva registro 1</w:t>
+      </w:r>
+    </w:p>
+    <w:p>
+      <w:pPr>
+        <w:jc w:val="center"/>
+      </w:pPr>
+      <w:r>
+        <w:drawing>
+          <wp:inline xmlns:a="http://schemas.openxmlformats.org/drawingml/2006/main" xmlns:pic="http://schemas.openxmlformats.org/drawingml/2006/picture">
+            <wp:extent cx="5669280" cy="4547167"/>
+            <wp:docPr id="12" name="Picture 12"/>
+            <wp:cNvGraphicFramePr>
+              <a:graphicFrameLocks noChangeAspect="1"/>
+            </wp:cNvGraphicFramePr>
+            <a:graphic>
+              <a:graphicData uri="http://schemas.openxmlformats.org/drawingml/2006/picture">
+                <pic:pic>
+                  <pic:nvPicPr>
+                    <pic:cNvPr id="0" name="Reserva_Registro.png"/>
+                    <pic:cNvPicPr/>
+                  </pic:nvPicPr>
+                  <pic:blipFill>
+                    <a:blip r:embed="rId20"/>
+                    <a:stretch>
+                      <a:fillRect/>
+                    </a:stretch>
+                  </pic:blipFill>
+                  <pic:spPr>
+                    <a:xfrm>
+                      <a:off x="0" y="0"/>
+                      <a:ext cx="5669280" cy="4547167"/>
+                    </a:xfrm>
+                    <a:prstGeom prst="rect"/>
+                  </pic:spPr>
+                </pic:pic>
+              </a:graphicData>
+            </a:graphic>
+          </wp:inline>
+        </w:drawing>
+      </w:r>
+    </w:p>
+    <w:p>
+      <w:r>
+        <w:rPr>
+          <w:b/>
+        </w:rPr>
+        <w:t>Reserva registro 2</w:t>
+      </w:r>
+    </w:p>
+    <w:p>
+      <w:pPr>
+        <w:jc w:val="center"/>
+      </w:pPr>
+      <w:r>
+        <w:drawing>
+          <wp:inline xmlns:a="http://schemas.openxmlformats.org/drawingml/2006/main" xmlns:pic="http://schemas.openxmlformats.org/drawingml/2006/picture">
+            <wp:extent cx="5669280" cy="3639842"/>
+            <wp:docPr id="13" name="Picture 13"/>
+            <wp:cNvGraphicFramePr>
+              <a:graphicFrameLocks noChangeAspect="1"/>
+            </wp:cNvGraphicFramePr>
+            <a:graphic>
+              <a:graphicData uri="http://schemas.openxmlformats.org/drawingml/2006/picture">
+                <pic:pic>
+                  <pic:nvPicPr>
+                    <pic:cNvPr id="0" name="Reserva_Registro2.png"/>
+                    <pic:cNvPicPr/>
+                  </pic:nvPicPr>
+                  <pic:blipFill>
+                    <a:blip r:embed="rId21"/>
+                    <a:stretch>
+                      <a:fillRect/>
+                    </a:stretch>
+                  </pic:blipFill>
+                  <pic:spPr>
+                    <a:xfrm>
+                      <a:off x="0" y="0"/>
+                      <a:ext cx="5669280" cy="3639842"/>
+                    </a:xfrm>
+                    <a:prstGeom prst="rect"/>
+                  </pic:spPr>
+                </pic:pic>
+              </a:graphicData>
+            </a:graphic>
+          </wp:inline>
+        </w:drawing>
+      </w:r>
+    </w:p>
+    <w:p>
+      <w:pPr>
+        <w:pStyle w:val="Heading3"/>
+      </w:pPr>
+      <w:r>
+        <w:t>10.1 Para qué sirve</w:t>
+      </w:r>
+    </w:p>
+    <w:p>
+      <w:r>
+        <w:t>Gestión completa de agenda y registro de reservas.</w:t>
       </w:r>
     </w:p>
     <w:p/>
@@ -521,7 +1452,90 @@
         <w:pStyle w:val="Heading3"/>
       </w:pPr>
       <w:r>
-        <w:t>7.2 Datos clave</w:t>
+        <w:t>10.2 Funciones</w:t>
+      </w:r>
+    </w:p>
+    <w:p>
+      <w:r>
+        <w:t>1. Calendario por sede y espacio.</w:t>
+      </w:r>
+    </w:p>
+    <w:p>
+      <w:r>
+        <w:t>2. Registro de reserva desde modal.</w:t>
+      </w:r>
+    </w:p>
+    <w:p>
+      <w:r>
+        <w:t>3. Edición de reserva existente.</w:t>
+      </w:r>
+    </w:p>
+    <w:p>
+      <w:r>
+        <w:t>4. Cambio de estado.</w:t>
+      </w:r>
+    </w:p>
+    <w:p>
+      <w:r>
+        <w:t>5. Registro de pagos/adelantos.</w:t>
+      </w:r>
+    </w:p>
+    <w:p>
+      <w:r>
+        <w:t>6. Validación de cupones en nueva reserva.</w:t>
+      </w:r>
+    </w:p>
+    <w:p/>
+    <w:p>
+      <w:pPr>
+        <w:pStyle w:val="Heading3"/>
+      </w:pPr>
+      <w:r>
+        <w:t>10.3 Reglas funcionales importantes</w:t>
+      </w:r>
+    </w:p>
+    <w:p>
+      <w:r>
+        <w:t>1. El cupón solo se aplica en la creación de reserva (no en reservas ya existentes).</w:t>
+      </w:r>
+    </w:p>
+    <w:p>
+      <w:r>
+        <w:t>2. Al validar cupón, el total debe reflejar el descuento aplicado.</w:t>
+      </w:r>
+    </w:p>
+    <w:p>
+      <w:r>
+        <w:t>3. El precio guardado no debe volver a descontarse en la grabación.</w:t>
+      </w:r>
+    </w:p>
+    <w:p>
+      <w:r>
+        <w:t>4. El contador de uso del cupón incrementa al uso exitoso.</w:t>
+      </w:r>
+    </w:p>
+    <w:p>
+      <w:r>
+        <w:t>5. Si se alcanza el máximo de usos, el cupón deja de ser válido.</w:t>
+      </w:r>
+    </w:p>
+    <w:p>
+      <w:r>
+        <w:t>6. Si el pago acumulado cubre el total final, el estado debe pasar a Pagada.</w:t>
+      </w:r>
+    </w:p>
+    <w:p>
+      <w:r>
+        <w:t>7. Si no cubre el total final, el estado se mantiene según reglas de confirmación.</w:t>
+      </w:r>
+    </w:p>
+    <w:p/>
+    <w:p>
+      <w:pPr>
+        <w:pStyle w:val="Heading3"/>
+      </w:pPr>
+      <w:r>
+        <w:t>10.4 Estados de reserva (referencia operativa)</w:t>
       </w:r>
     </w:p>
     <w:p>
@@ -529,7 +1543,7 @@
         <w:pStyle w:val="ListBullet"/>
       </w:pPr>
       <w:r>
-        <w:t>Nombre y dirección</w:t>
+        <w:t>Pendiente</w:t>
       </w:r>
     </w:p>
     <w:p>
@@ -537,7 +1551,7 @@
         <w:pStyle w:val="ListBullet"/>
       </w:pPr>
       <w:r>
-        <w:t>Teléfono y canales de contacto</w:t>
+        <w:t>Confirmada</w:t>
       </w:r>
     </w:p>
     <w:p>
@@ -545,7 +1559,7 @@
         <w:pStyle w:val="ListBullet"/>
       </w:pPr>
       <w:r>
-        <w:t>Servicios del complejo deportivo</w:t>
+        <w:t>Pagada</w:t>
       </w:r>
     </w:p>
     <w:p>
@@ -553,7 +1567,7 @@
         <w:pStyle w:val="ListBullet"/>
       </w:pPr>
       <w:r>
-        <w:t>Configuración de notificaciones</w:t>
+        <w:t>Cancelada</w:t>
       </w:r>
     </w:p>
     <w:p>
@@ -561,7 +1575,15 @@
         <w:pStyle w:val="ListBullet"/>
       </w:pPr>
       <w:r>
-        <w:t>Horarios de atención y fechas inhabilitadas</w:t>
+        <w:t>No asistió</w:t>
+      </w:r>
+    </w:p>
+    <w:p>
+      <w:pPr>
+        <w:pStyle w:val="ListBullet"/>
+      </w:pPr>
+      <w:r>
+        <w:t>Bloqueada / no atención</w:t>
       </w:r>
     </w:p>
     <w:p/>
@@ -570,17 +1592,22 @@
         <w:pStyle w:val="Heading3"/>
       </w:pPr>
       <w:r>
-        <w:t>7.3 Reglas</w:t>
-      </w:r>
-    </w:p>
-    <w:p>
-      <w:r>
-        <w:t>1. Una sede inactiva no debería recibir nuevas reservas operativas.</w:t>
-      </w:r>
-    </w:p>
-    <w:p>
-      <w:r>
-        <w:t>2. Mantener teléfono/correo actualizados para comunicación con clientes.</w:t>
+        <w:t>10.5 Buenas prácticas</w:t>
+      </w:r>
+    </w:p>
+    <w:p>
+      <w:r>
+        <w:t>1. Registrar pagos el mismo día para mantener saldos correctos.</w:t>
+      </w:r>
+    </w:p>
+    <w:p>
+      <w:r>
+        <w:t>2. Verificar horario disponible antes de confirmar.</w:t>
+      </w:r>
+    </w:p>
+    <w:p>
+      <w:r>
+        <w:t>3. Auditar cambios de estado al cierre del turno.</w:t>
       </w:r>
     </w:p>
     <w:p/>
@@ -589,26 +1616,310 @@
         <w:t>---</w:t>
       </w:r>
     </w:p>
+    <w:p>
+      <w:pPr>
+        <w:pStyle w:val="Heading2"/>
+      </w:pPr>
+      <w:r>
+        <w:t>11. Pagos</w:t>
+      </w:r>
+    </w:p>
     <w:p/>
     <w:p>
       <w:pPr>
+        <w:pStyle w:val="Heading3"/>
+      </w:pPr>
+      <w:r>
+        <w:t>Evidencias visuales</w:t>
+      </w:r>
+    </w:p>
+    <w:p>
+      <w:r>
+        <w:rPr>
+          <w:b/>
+        </w:rPr>
+        <w:t>Pagos listado</w:t>
+      </w:r>
+    </w:p>
+    <w:p>
+      <w:pPr>
+        <w:jc w:val="center"/>
+      </w:pPr>
+      <w:r>
+        <w:drawing>
+          <wp:inline xmlns:a="http://schemas.openxmlformats.org/drawingml/2006/main" xmlns:pic="http://schemas.openxmlformats.org/drawingml/2006/picture">
+            <wp:extent cx="5669280" cy="2367330"/>
+            <wp:docPr id="14" name="Picture 14"/>
+            <wp:cNvGraphicFramePr>
+              <a:graphicFrameLocks noChangeAspect="1"/>
+            </wp:cNvGraphicFramePr>
+            <a:graphic>
+              <a:graphicData uri="http://schemas.openxmlformats.org/drawingml/2006/picture">
+                <pic:pic>
+                  <pic:nvPicPr>
+                    <pic:cNvPr id="0" name="Pagos_Listado.png"/>
+                    <pic:cNvPicPr/>
+                  </pic:nvPicPr>
+                  <pic:blipFill>
+                    <a:blip r:embed="rId22"/>
+                    <a:stretch>
+                      <a:fillRect/>
+                    </a:stretch>
+                  </pic:blipFill>
+                  <pic:spPr>
+                    <a:xfrm>
+                      <a:off x="0" y="0"/>
+                      <a:ext cx="5669280" cy="2367330"/>
+                    </a:xfrm>
+                    <a:prstGeom prst="rect"/>
+                  </pic:spPr>
+                </pic:pic>
+              </a:graphicData>
+            </a:graphic>
+          </wp:inline>
+        </w:drawing>
+      </w:r>
+    </w:p>
+    <w:p>
+      <w:r>
+        <w:rPr>
+          <w:b/>
+        </w:rPr>
+        <w:t>Pago registro</w:t>
+      </w:r>
+    </w:p>
+    <w:p>
+      <w:pPr>
+        <w:jc w:val="center"/>
+      </w:pPr>
+      <w:r>
+        <w:drawing>
+          <wp:inline xmlns:a="http://schemas.openxmlformats.org/drawingml/2006/main" xmlns:pic="http://schemas.openxmlformats.org/drawingml/2006/picture">
+            <wp:extent cx="5669280" cy="4059137"/>
+            <wp:docPr id="15" name="Picture 15"/>
+            <wp:cNvGraphicFramePr>
+              <a:graphicFrameLocks noChangeAspect="1"/>
+            </wp:cNvGraphicFramePr>
+            <a:graphic>
+              <a:graphicData uri="http://schemas.openxmlformats.org/drawingml/2006/picture">
+                <pic:pic>
+                  <pic:nvPicPr>
+                    <pic:cNvPr id="0" name="Pago_Registro.png"/>
+                    <pic:cNvPicPr/>
+                  </pic:nvPicPr>
+                  <pic:blipFill>
+                    <a:blip r:embed="rId23"/>
+                    <a:stretch>
+                      <a:fillRect/>
+                    </a:stretch>
+                  </pic:blipFill>
+                  <pic:spPr>
+                    <a:xfrm>
+                      <a:off x="0" y="0"/>
+                      <a:ext cx="5669280" cy="4059137"/>
+                    </a:xfrm>
+                    <a:prstGeom prst="rect"/>
+                  </pic:spPr>
+                </pic:pic>
+              </a:graphicData>
+            </a:graphic>
+          </wp:inline>
+        </w:drawing>
+      </w:r>
+    </w:p>
+    <w:p>
+      <w:pPr>
+        <w:pStyle w:val="Heading3"/>
+      </w:pPr>
+      <w:r>
+        <w:t>11.1 Para qué sirve</w:t>
+      </w:r>
+    </w:p>
+    <w:p>
+      <w:r>
+        <w:t>Control de movimientos de pago por reserva.</w:t>
+      </w:r>
+    </w:p>
+    <w:p/>
+    <w:p>
+      <w:pPr>
+        <w:pStyle w:val="Heading3"/>
+      </w:pPr>
+      <w:r>
+        <w:t>11.2 Funciones</w:t>
+      </w:r>
+    </w:p>
+    <w:p>
+      <w:pPr>
+        <w:pStyle w:val="ListBullet"/>
+      </w:pPr>
+      <w:r>
+        <w:t>Alta de pago</w:t>
+      </w:r>
+    </w:p>
+    <w:p>
+      <w:pPr>
+        <w:pStyle w:val="ListBullet"/>
+      </w:pPr>
+      <w:r>
+        <w:t>Edición/anulación según permisos</w:t>
+      </w:r>
+    </w:p>
+    <w:p>
+      <w:pPr>
+        <w:pStyle w:val="ListBullet"/>
+      </w:pPr>
+      <w:r>
+        <w:t>Conciliación de adelantos y saldos</w:t>
+      </w:r>
+    </w:p>
+    <w:p/>
+    <w:p>
+      <w:pPr>
+        <w:pStyle w:val="Heading3"/>
+      </w:pPr>
+      <w:r>
+        <w:t>11.3 Reglas</w:t>
+      </w:r>
+    </w:p>
+    <w:p>
+      <w:r>
+        <w:t>1. El estado de la reserva depende del total pagado vs total de reserva.</w:t>
+      </w:r>
+    </w:p>
+    <w:p>
+      <w:r>
+        <w:t>2. Registrar forma de pago y referencia operativa cuando aplique.</w:t>
+      </w:r>
+    </w:p>
+    <w:p/>
+    <w:p>
+      <w:r>
+        <w:t>---</w:t>
+      </w:r>
+    </w:p>
+    <w:p>
+      <w:pPr>
         <w:pStyle w:val="Heading2"/>
       </w:pPr>
       <w:r>
-        <w:t>8. Espacio deportivo</w:t>
-      </w:r>
-    </w:p>
+        <w:t>12. Comprobantes</w:t>
+      </w:r>
+    </w:p>
+    <w:p/>
     <w:p>
       <w:pPr>
         <w:pStyle w:val="Heading3"/>
       </w:pPr>
       <w:r>
-        <w:t>8.1 Para qué sirve</w:t>
-      </w:r>
-    </w:p>
-    <w:p>
-      <w:r>
-        <w:t>Gestión de canchas/espacios reservables por sede.</w:t>
+        <w:t>Evidencias visuales</w:t>
+      </w:r>
+    </w:p>
+    <w:p>
+      <w:r>
+        <w:rPr>
+          <w:b/>
+        </w:rPr>
+        <w:t>Comprobantes listado</w:t>
+      </w:r>
+    </w:p>
+    <w:p>
+      <w:pPr>
+        <w:jc w:val="center"/>
+      </w:pPr>
+      <w:r>
+        <w:drawing>
+          <wp:inline xmlns:a="http://schemas.openxmlformats.org/drawingml/2006/main" xmlns:pic="http://schemas.openxmlformats.org/drawingml/2006/picture">
+            <wp:extent cx="5669280" cy="2693990"/>
+            <wp:docPr id="16" name="Picture 16"/>
+            <wp:cNvGraphicFramePr>
+              <a:graphicFrameLocks noChangeAspect="1"/>
+            </wp:cNvGraphicFramePr>
+            <a:graphic>
+              <a:graphicData uri="http://schemas.openxmlformats.org/drawingml/2006/picture">
+                <pic:pic>
+                  <pic:nvPicPr>
+                    <pic:cNvPr id="0" name="comprobante_Listado.png"/>
+                    <pic:cNvPicPr/>
+                  </pic:nvPicPr>
+                  <pic:blipFill>
+                    <a:blip r:embed="rId24"/>
+                    <a:stretch>
+                      <a:fillRect/>
+                    </a:stretch>
+                  </pic:blipFill>
+                  <pic:spPr>
+                    <a:xfrm>
+                      <a:off x="0" y="0"/>
+                      <a:ext cx="5669280" cy="2693990"/>
+                    </a:xfrm>
+                    <a:prstGeom prst="rect"/>
+                  </pic:spPr>
+                </pic:pic>
+              </a:graphicData>
+            </a:graphic>
+          </wp:inline>
+        </w:drawing>
+      </w:r>
+    </w:p>
+    <w:p>
+      <w:r>
+        <w:rPr>
+          <w:b/>
+        </w:rPr>
+        <w:t>Comprobante registro</w:t>
+      </w:r>
+    </w:p>
+    <w:p>
+      <w:pPr>
+        <w:jc w:val="center"/>
+      </w:pPr>
+      <w:r>
+        <w:drawing>
+          <wp:inline xmlns:a="http://schemas.openxmlformats.org/drawingml/2006/main" xmlns:pic="http://schemas.openxmlformats.org/drawingml/2006/picture">
+            <wp:extent cx="5669280" cy="4859383"/>
+            <wp:docPr id="17" name="Picture 17"/>
+            <wp:cNvGraphicFramePr>
+              <a:graphicFrameLocks noChangeAspect="1"/>
+            </wp:cNvGraphicFramePr>
+            <a:graphic>
+              <a:graphicData uri="http://schemas.openxmlformats.org/drawingml/2006/picture">
+                <pic:pic>
+                  <pic:nvPicPr>
+                    <pic:cNvPr id="0" name="Comprobnate_Registro.png"/>
+                    <pic:cNvPicPr/>
+                  </pic:nvPicPr>
+                  <pic:blipFill>
+                    <a:blip r:embed="rId25"/>
+                    <a:stretch>
+                      <a:fillRect/>
+                    </a:stretch>
+                  </pic:blipFill>
+                  <pic:spPr>
+                    <a:xfrm>
+                      <a:off x="0" y="0"/>
+                      <a:ext cx="5669280" cy="4859383"/>
+                    </a:xfrm>
+                    <a:prstGeom prst="rect"/>
+                  </pic:spPr>
+                </pic:pic>
+              </a:graphicData>
+            </a:graphic>
+          </wp:inline>
+        </w:drawing>
+      </w:r>
+    </w:p>
+    <w:p>
+      <w:pPr>
+        <w:pStyle w:val="Heading3"/>
+      </w:pPr>
+      <w:r>
+        <w:t>12.1 Para qué sirve</w:t>
+      </w:r>
+    </w:p>
+    <w:p>
+      <w:r>
+        <w:t>Gestión de comprobantes asociados a operaciones.</w:t>
       </w:r>
     </w:p>
     <w:p/>
@@ -617,7 +1928,7 @@
         <w:pStyle w:val="Heading3"/>
       </w:pPr>
       <w:r>
-        <w:t>8.2 Datos clave</w:t>
+        <w:t>12.2 Funciones</w:t>
       </w:r>
     </w:p>
     <w:p>
@@ -625,7 +1936,7 @@
         <w:pStyle w:val="ListBullet"/>
       </w:pPr>
       <w:r>
-        <w:t>Nombre del espacio</w:t>
+        <w:t>Emisión y consulta de comprobantes</w:t>
       </w:r>
     </w:p>
     <w:p>
@@ -633,7 +1944,16 @@
         <w:pStyle w:val="ListBullet"/>
       </w:pPr>
       <w:r>
-        <w:t>Tipo de deporte y tipo de suelo</w:t>
+        <w:t>Vinculación con cliente y reserva</w:t>
+      </w:r>
+    </w:p>
+    <w:p/>
+    <w:p>
+      <w:pPr>
+        <w:pStyle w:val="Heading3"/>
+      </w:pPr>
+      <w:r>
+        <w:t>12.3 Reglas</w:t>
       </w:r>
     </w:p>
     <w:p>
@@ -641,7 +1961,99 @@
         <w:pStyle w:val="ListBullet"/>
       </w:pPr>
       <w:r>
-        <w:t>Precio base</w:t>
+        <w:t>Verificar datos fiscales en Configuración antes de emitir.</w:t>
+      </w:r>
+    </w:p>
+    <w:p/>
+    <w:p>
+      <w:r>
+        <w:t>---</w:t>
+      </w:r>
+    </w:p>
+    <w:p>
+      <w:pPr>
+        <w:pStyle w:val="Heading2"/>
+      </w:pPr>
+      <w:r>
+        <w:t>13. Usuarios</w:t>
+      </w:r>
+    </w:p>
+    <w:p/>
+    <w:p>
+      <w:pPr>
+        <w:pStyle w:val="Heading3"/>
+      </w:pPr>
+      <w:r>
+        <w:t>Evidencia visual</w:t>
+      </w:r>
+    </w:p>
+    <w:p>
+      <w:r>
+        <w:rPr>
+          <w:b/>
+        </w:rPr>
+        <w:t>Usuario registro</w:t>
+      </w:r>
+    </w:p>
+    <w:p>
+      <w:pPr>
+        <w:jc w:val="center"/>
+      </w:pPr>
+      <w:r>
+        <w:drawing>
+          <wp:inline xmlns:a="http://schemas.openxmlformats.org/drawingml/2006/main" xmlns:pic="http://schemas.openxmlformats.org/drawingml/2006/picture">
+            <wp:extent cx="5669280" cy="1638292"/>
+            <wp:docPr id="18" name="Picture 18"/>
+            <wp:cNvGraphicFramePr>
+              <a:graphicFrameLocks noChangeAspect="1"/>
+            </wp:cNvGraphicFramePr>
+            <a:graphic>
+              <a:graphicData uri="http://schemas.openxmlformats.org/drawingml/2006/picture">
+                <pic:pic>
+                  <pic:nvPicPr>
+                    <pic:cNvPr id="0" name="usuario_registro.png"/>
+                    <pic:cNvPicPr/>
+                  </pic:nvPicPr>
+                  <pic:blipFill>
+                    <a:blip r:embed="rId26"/>
+                    <a:stretch>
+                      <a:fillRect/>
+                    </a:stretch>
+                  </pic:blipFill>
+                  <pic:spPr>
+                    <a:xfrm>
+                      <a:off x="0" y="0"/>
+                      <a:ext cx="5669280" cy="1638292"/>
+                    </a:xfrm>
+                    <a:prstGeom prst="rect"/>
+                  </pic:spPr>
+                </pic:pic>
+              </a:graphicData>
+            </a:graphic>
+          </wp:inline>
+        </w:drawing>
+      </w:r>
+    </w:p>
+    <w:p>
+      <w:pPr>
+        <w:pStyle w:val="Heading3"/>
+      </w:pPr>
+      <w:r>
+        <w:t>13.1 Para qué sirve</w:t>
+      </w:r>
+    </w:p>
+    <w:p>
+      <w:r>
+        <w:t>Gestión de accesos al panel de negocio.</w:t>
+      </w:r>
+    </w:p>
+    <w:p/>
+    <w:p>
+      <w:pPr>
+        <w:pStyle w:val="Heading3"/>
+      </w:pPr>
+      <w:r>
+        <w:t>13.2 Funciones</w:t>
       </w:r>
     </w:p>
     <w:p>
@@ -649,7 +2061,7 @@
         <w:pStyle w:val="ListBullet"/>
       </w:pPr>
       <w:r>
-        <w:t>Estado activo</w:t>
+        <w:t>Alta de usuario</w:t>
       </w:r>
     </w:p>
     <w:p>
@@ -657,7 +2069,15 @@
         <w:pStyle w:val="ListBullet"/>
       </w:pPr>
       <w:r>
-        <w:t>Configuración operativa del espacio</w:t>
+        <w:t>Asignación de rol</w:t>
+      </w:r>
+    </w:p>
+    <w:p>
+      <w:pPr>
+        <w:pStyle w:val="ListBullet"/>
+      </w:pPr>
+      <w:r>
+        <w:t>Configuración de permisos por módulo</w:t>
       </w:r>
     </w:p>
     <w:p/>
@@ -666,17 +2086,17 @@
         <w:pStyle w:val="Heading3"/>
       </w:pPr>
       <w:r>
-        <w:t>8.3 Reglas</w:t>
-      </w:r>
-    </w:p>
-    <w:p>
-      <w:r>
-        <w:t>1. Validar precio base correcto antes de abrir agenda.</w:t>
-      </w:r>
-    </w:p>
-    <w:p>
-      <w:r>
-        <w:t>2. Desactivar espacios fuera de servicio para evitar errores de reserva.</w:t>
+        <w:t>13.3 Reglas</w:t>
+      </w:r>
+    </w:p>
+    <w:p>
+      <w:r>
+        <w:t>1. Aplicar principio de mínimo privilegio.</w:t>
+      </w:r>
+    </w:p>
+    <w:p>
+      <w:r>
+        <w:t>2. Revisar permisos de cajas/pagos/comprobantes con especial cuidado.</w:t>
       </w:r>
     </w:p>
     <w:p/>
@@ -685,26 +2105,302 @@
         <w:t>---</w:t>
       </w:r>
     </w:p>
+    <w:p>
+      <w:pPr>
+        <w:pStyle w:val="Heading2"/>
+      </w:pPr>
+      <w:r>
+        <w:t>14. Promociones</w:t>
+      </w:r>
+    </w:p>
     <w:p/>
     <w:p>
       <w:pPr>
+        <w:pStyle w:val="Heading3"/>
+      </w:pPr>
+      <w:r>
+        <w:t>Evidencias visuales</w:t>
+      </w:r>
+    </w:p>
+    <w:p>
+      <w:r>
+        <w:rPr>
+          <w:b/>
+        </w:rPr>
+        <w:t>Promociones listado</w:t>
+      </w:r>
+    </w:p>
+    <w:p>
+      <w:pPr>
+        <w:jc w:val="center"/>
+      </w:pPr>
+      <w:r>
+        <w:drawing>
+          <wp:inline xmlns:a="http://schemas.openxmlformats.org/drawingml/2006/main" xmlns:pic="http://schemas.openxmlformats.org/drawingml/2006/picture">
+            <wp:extent cx="5669280" cy="2471651"/>
+            <wp:docPr id="19" name="Picture 19"/>
+            <wp:cNvGraphicFramePr>
+              <a:graphicFrameLocks noChangeAspect="1"/>
+            </wp:cNvGraphicFramePr>
+            <a:graphic>
+              <a:graphicData uri="http://schemas.openxmlformats.org/drawingml/2006/picture">
+                <pic:pic>
+                  <pic:nvPicPr>
+                    <pic:cNvPr id="0" name="Promocion_Listado.png"/>
+                    <pic:cNvPicPr/>
+                  </pic:nvPicPr>
+                  <pic:blipFill>
+                    <a:blip r:embed="rId27"/>
+                    <a:stretch>
+                      <a:fillRect/>
+                    </a:stretch>
+                  </pic:blipFill>
+                  <pic:spPr>
+                    <a:xfrm>
+                      <a:off x="0" y="0"/>
+                      <a:ext cx="5669280" cy="2471651"/>
+                    </a:xfrm>
+                    <a:prstGeom prst="rect"/>
+                  </pic:spPr>
+                </pic:pic>
+              </a:graphicData>
+            </a:graphic>
+          </wp:inline>
+        </w:drawing>
+      </w:r>
+    </w:p>
+    <w:p>
+      <w:r>
+        <w:rPr>
+          <w:b/>
+        </w:rPr>
+        <w:t>Promociones registro</w:t>
+      </w:r>
+    </w:p>
+    <w:p>
+      <w:pPr>
+        <w:jc w:val="center"/>
+      </w:pPr>
+      <w:r>
+        <w:drawing>
+          <wp:inline xmlns:a="http://schemas.openxmlformats.org/drawingml/2006/main" xmlns:pic="http://schemas.openxmlformats.org/drawingml/2006/picture">
+            <wp:extent cx="5669280" cy="2295502"/>
+            <wp:docPr id="20" name="Picture 20"/>
+            <wp:cNvGraphicFramePr>
+              <a:graphicFrameLocks noChangeAspect="1"/>
+            </wp:cNvGraphicFramePr>
+            <a:graphic>
+              <a:graphicData uri="http://schemas.openxmlformats.org/drawingml/2006/picture">
+                <pic:pic>
+                  <pic:nvPicPr>
+                    <pic:cNvPr id="0" name="Promocion_Registro.png"/>
+                    <pic:cNvPicPr/>
+                  </pic:nvPicPr>
+                  <pic:blipFill>
+                    <a:blip r:embed="rId28"/>
+                    <a:stretch>
+                      <a:fillRect/>
+                    </a:stretch>
+                  </pic:blipFill>
+                  <pic:spPr>
+                    <a:xfrm>
+                      <a:off x="0" y="0"/>
+                      <a:ext cx="5669280" cy="2295502"/>
+                    </a:xfrm>
+                    <a:prstGeom prst="rect"/>
+                  </pic:spPr>
+                </pic:pic>
+              </a:graphicData>
+            </a:graphic>
+          </wp:inline>
+        </w:drawing>
+      </w:r>
+    </w:p>
+    <w:p>
+      <w:pPr>
+        <w:pStyle w:val="Heading3"/>
+      </w:pPr>
+      <w:r>
+        <w:t>14.1 Para qué sirve</w:t>
+      </w:r>
+    </w:p>
+    <w:p>
+      <w:r>
+        <w:t>Descuentos/promociones por rango de fechas y reglas de horario.</w:t>
+      </w:r>
+    </w:p>
+    <w:p/>
+    <w:p>
+      <w:pPr>
+        <w:pStyle w:val="Heading3"/>
+      </w:pPr>
+      <w:r>
+        <w:t>14.2 Funciones</w:t>
+      </w:r>
+    </w:p>
+    <w:p>
+      <w:pPr>
+        <w:pStyle w:val="ListBullet"/>
+      </w:pPr>
+      <w:r>
+        <w:t>Crear, editar, activar/inactivar promociones</w:t>
+      </w:r>
+    </w:p>
+    <w:p>
+      <w:pPr>
+        <w:pStyle w:val="ListBullet"/>
+      </w:pPr>
+      <w:r>
+        <w:t>Visualizar impacto en cotización</w:t>
+      </w:r>
+    </w:p>
+    <w:p/>
+    <w:p>
+      <w:pPr>
+        <w:pStyle w:val="Heading3"/>
+      </w:pPr>
+      <w:r>
+        <w:t>14.3 Reglas</w:t>
+      </w:r>
+    </w:p>
+    <w:p>
+      <w:r>
+        <w:t>1. Validar vigencia (fecha inicio/fin) y alcance (sede/espacio).</w:t>
+      </w:r>
+    </w:p>
+    <w:p>
+      <w:r>
+        <w:t>2. Evitar solapes no deseados de descuentos.</w:t>
+      </w:r>
+    </w:p>
+    <w:p/>
+    <w:p>
+      <w:r>
+        <w:t>---</w:t>
+      </w:r>
+    </w:p>
+    <w:p>
+      <w:pPr>
         <w:pStyle w:val="Heading2"/>
       </w:pPr>
       <w:r>
-        <w:t>9. Clientes</w:t>
-      </w:r>
-    </w:p>
+        <w:t>15. Cupones</w:t>
+      </w:r>
+    </w:p>
+    <w:p/>
     <w:p>
       <w:pPr>
         <w:pStyle w:val="Heading3"/>
       </w:pPr>
       <w:r>
-        <w:t>9.1 Para qué sirve</w:t>
-      </w:r>
-    </w:p>
-    <w:p>
-      <w:r>
-        <w:t>Padrón de clientes del negocio.</w:t>
+        <w:t>Evidencias visuales</w:t>
+      </w:r>
+    </w:p>
+    <w:p>
+      <w:r>
+        <w:rPr>
+          <w:b/>
+        </w:rPr>
+        <w:t>Cupones listado</w:t>
+      </w:r>
+    </w:p>
+    <w:p>
+      <w:pPr>
+        <w:jc w:val="center"/>
+      </w:pPr>
+      <w:r>
+        <w:drawing>
+          <wp:inline xmlns:a="http://schemas.openxmlformats.org/drawingml/2006/main" xmlns:pic="http://schemas.openxmlformats.org/drawingml/2006/picture">
+            <wp:extent cx="5669280" cy="2392950"/>
+            <wp:docPr id="21" name="Picture 21"/>
+            <wp:cNvGraphicFramePr>
+              <a:graphicFrameLocks noChangeAspect="1"/>
+            </wp:cNvGraphicFramePr>
+            <a:graphic>
+              <a:graphicData uri="http://schemas.openxmlformats.org/drawingml/2006/picture">
+                <pic:pic>
+                  <pic:nvPicPr>
+                    <pic:cNvPr id="0" name="cupones_listado.png"/>
+                    <pic:cNvPicPr/>
+                  </pic:nvPicPr>
+                  <pic:blipFill>
+                    <a:blip r:embed="rId29"/>
+                    <a:stretch>
+                      <a:fillRect/>
+                    </a:stretch>
+                  </pic:blipFill>
+                  <pic:spPr>
+                    <a:xfrm>
+                      <a:off x="0" y="0"/>
+                      <a:ext cx="5669280" cy="2392950"/>
+                    </a:xfrm>
+                    <a:prstGeom prst="rect"/>
+                  </pic:spPr>
+                </pic:pic>
+              </a:graphicData>
+            </a:graphic>
+          </wp:inline>
+        </w:drawing>
+      </w:r>
+    </w:p>
+    <w:p>
+      <w:r>
+        <w:rPr>
+          <w:b/>
+        </w:rPr>
+        <w:t>Cupones registro</w:t>
+      </w:r>
+    </w:p>
+    <w:p>
+      <w:pPr>
+        <w:jc w:val="center"/>
+      </w:pPr>
+      <w:r>
+        <w:drawing>
+          <wp:inline xmlns:a="http://schemas.openxmlformats.org/drawingml/2006/main" xmlns:pic="http://schemas.openxmlformats.org/drawingml/2006/picture">
+            <wp:extent cx="5669280" cy="2026325"/>
+            <wp:docPr id="22" name="Picture 22"/>
+            <wp:cNvGraphicFramePr>
+              <a:graphicFrameLocks noChangeAspect="1"/>
+            </wp:cNvGraphicFramePr>
+            <a:graphic>
+              <a:graphicData uri="http://schemas.openxmlformats.org/drawingml/2006/picture">
+                <pic:pic>
+                  <pic:nvPicPr>
+                    <pic:cNvPr id="0" name="Cupones_Registro.png"/>
+                    <pic:cNvPicPr/>
+                  </pic:nvPicPr>
+                  <pic:blipFill>
+                    <a:blip r:embed="rId30"/>
+                    <a:stretch>
+                      <a:fillRect/>
+                    </a:stretch>
+                  </pic:blipFill>
+                  <pic:spPr>
+                    <a:xfrm>
+                      <a:off x="0" y="0"/>
+                      <a:ext cx="5669280" cy="2026325"/>
+                    </a:xfrm>
+                    <a:prstGeom prst="rect"/>
+                  </pic:spPr>
+                </pic:pic>
+              </a:graphicData>
+            </a:graphic>
+          </wp:inline>
+        </w:drawing>
+      </w:r>
+    </w:p>
+    <w:p>
+      <w:pPr>
+        <w:pStyle w:val="Heading3"/>
+      </w:pPr>
+      <w:r>
+        <w:t>15.1 Para qué sirve</w:t>
+      </w:r>
+    </w:p>
+    <w:p>
+      <w:r>
+        <w:t>Gestión de cupones con control de uso.</w:t>
       </w:r>
     </w:p>
     <w:p/>
@@ -713,7 +2409,402 @@
         <w:pStyle w:val="Heading3"/>
       </w:pPr>
       <w:r>
-        <w:t>9.2 Funciones</w:t>
+        <w:t>15.2 Funciones</w:t>
+      </w:r>
+    </w:p>
+    <w:p>
+      <w:r>
+        <w:t>1. Crear cupón con código y nombre.</w:t>
+      </w:r>
+    </w:p>
+    <w:p>
+      <w:r>
+        <w:t>2. Definir vigencia (inicio/fin).</w:t>
+      </w:r>
+    </w:p>
+    <w:p>
+      <w:r>
+        <w:t>3. Definir cantidad máxima de usos.</w:t>
+      </w:r>
+    </w:p>
+    <w:p>
+      <w:r>
+        <w:t>4. Restringir por sede y/o espacio deportivo.</w:t>
+      </w:r>
+    </w:p>
+    <w:p>
+      <w:r>
+        <w:t>5. Consultar listado paginado (20 en 20).</w:t>
+      </w:r>
+    </w:p>
+    <w:p>
+      <w:r>
+        <w:t>6. Ver KPIs del módulo.</w:t>
+      </w:r>
+    </w:p>
+    <w:p/>
+    <w:p>
+      <w:pPr>
+        <w:pStyle w:val="Heading3"/>
+      </w:pPr>
+      <w:r>
+        <w:t>15.3 Reglas</w:t>
+      </w:r>
+    </w:p>
+    <w:p>
+      <w:r>
+        <w:t>1. Cupón válido solo dentro de vigencia.</w:t>
+      </w:r>
+    </w:p>
+    <w:p>
+      <w:r>
+        <w:t>2. Cupón inactivo no aplica.</w:t>
+      </w:r>
+    </w:p>
+    <w:p>
+      <w:r>
+        <w:t>3. Cupón sin stock de usos no aplica.</w:t>
+      </w:r>
+    </w:p>
+    <w:p>
+      <w:r>
+        <w:t>4. El uso se acumula por cada aplicación exitosa.</w:t>
+      </w:r>
+    </w:p>
+    <w:p>
+      <w:r>
+        <w:t>5. Debe verse en cotización y respetarse en grabación final.</w:t>
+      </w:r>
+    </w:p>
+    <w:p/>
+    <w:p>
+      <w:r>
+        <w:t>---</w:t>
+      </w:r>
+    </w:p>
+    <w:p>
+      <w:pPr>
+        <w:pStyle w:val="Heading2"/>
+      </w:pPr>
+      <w:r>
+        <w:t>16. Reportes</w:t>
+      </w:r>
+    </w:p>
+    <w:p/>
+    <w:p>
+      <w:pPr>
+        <w:pStyle w:val="Heading3"/>
+      </w:pPr>
+      <w:r>
+        <w:t>Evidencia visual</w:t>
+      </w:r>
+    </w:p>
+    <w:p>
+      <w:r>
+        <w:rPr>
+          <w:b/>
+        </w:rPr>
+        <w:t>Reportes</w:t>
+      </w:r>
+    </w:p>
+    <w:p>
+      <w:pPr>
+        <w:jc w:val="center"/>
+      </w:pPr>
+      <w:r>
+        <w:drawing>
+          <wp:inline xmlns:a="http://schemas.openxmlformats.org/drawingml/2006/main" xmlns:pic="http://schemas.openxmlformats.org/drawingml/2006/picture">
+            <wp:extent cx="5669280" cy="5072220"/>
+            <wp:docPr id="23" name="Picture 23"/>
+            <wp:cNvGraphicFramePr>
+              <a:graphicFrameLocks noChangeAspect="1"/>
+            </wp:cNvGraphicFramePr>
+            <a:graphic>
+              <a:graphicData uri="http://schemas.openxmlformats.org/drawingml/2006/picture">
+                <pic:pic>
+                  <pic:nvPicPr>
+                    <pic:cNvPr id="0" name="Reportes.png"/>
+                    <pic:cNvPicPr/>
+                  </pic:nvPicPr>
+                  <pic:blipFill>
+                    <a:blip r:embed="rId31"/>
+                    <a:stretch>
+                      <a:fillRect/>
+                    </a:stretch>
+                  </pic:blipFill>
+                  <pic:spPr>
+                    <a:xfrm>
+                      <a:off x="0" y="0"/>
+                      <a:ext cx="5669280" cy="5072220"/>
+                    </a:xfrm>
+                    <a:prstGeom prst="rect"/>
+                  </pic:spPr>
+                </pic:pic>
+              </a:graphicData>
+            </a:graphic>
+          </wp:inline>
+        </w:drawing>
+      </w:r>
+    </w:p>
+    <w:p>
+      <w:pPr>
+        <w:pStyle w:val="Heading3"/>
+      </w:pPr>
+      <w:r>
+        <w:t>16.1 Para qué sirve</w:t>
+      </w:r>
+    </w:p>
+    <w:p>
+      <w:r>
+        <w:t>Análisis operativo/comercial del negocio.</w:t>
+      </w:r>
+    </w:p>
+    <w:p/>
+    <w:p>
+      <w:pPr>
+        <w:pStyle w:val="Heading3"/>
+      </w:pPr>
+      <w:r>
+        <w:t>16.2 Uso recomendado</w:t>
+      </w:r>
+    </w:p>
+    <w:p>
+      <w:r>
+        <w:t>1. Corte diario de ingresos y reservas.</w:t>
+      </w:r>
+    </w:p>
+    <w:p>
+      <w:r>
+        <w:t>2. Revisión semanal de ocupación por espacio.</w:t>
+      </w:r>
+    </w:p>
+    <w:p>
+      <w:r>
+        <w:t>3. Seguimiento mensual de clientes y conversión.</w:t>
+      </w:r>
+    </w:p>
+    <w:p/>
+    <w:p>
+      <w:r>
+        <w:t>---</w:t>
+      </w:r>
+    </w:p>
+    <w:p>
+      <w:pPr>
+        <w:pStyle w:val="Heading2"/>
+      </w:pPr>
+      <w:r>
+        <w:t>17. Configuración</w:t>
+      </w:r>
+    </w:p>
+    <w:p/>
+    <w:p>
+      <w:pPr>
+        <w:pStyle w:val="Heading3"/>
+      </w:pPr>
+      <w:r>
+        <w:t>Evidencia visual</w:t>
+      </w:r>
+    </w:p>
+    <w:p>
+      <w:r>
+        <w:rPr>
+          <w:b/>
+        </w:rPr>
+        <w:t>Configuración</w:t>
+      </w:r>
+    </w:p>
+    <w:p>
+      <w:pPr>
+        <w:jc w:val="center"/>
+      </w:pPr>
+      <w:r>
+        <w:drawing>
+          <wp:inline xmlns:a="http://schemas.openxmlformats.org/drawingml/2006/main" xmlns:pic="http://schemas.openxmlformats.org/drawingml/2006/picture">
+            <wp:extent cx="5669280" cy="4478675"/>
+            <wp:docPr id="24" name="Picture 24"/>
+            <wp:cNvGraphicFramePr>
+              <a:graphicFrameLocks noChangeAspect="1"/>
+            </wp:cNvGraphicFramePr>
+            <a:graphic>
+              <a:graphicData uri="http://schemas.openxmlformats.org/drawingml/2006/picture">
+                <pic:pic>
+                  <pic:nvPicPr>
+                    <pic:cNvPr id="0" name="configuracion.png"/>
+                    <pic:cNvPicPr/>
+                  </pic:nvPicPr>
+                  <pic:blipFill>
+                    <a:blip r:embed="rId32"/>
+                    <a:stretch>
+                      <a:fillRect/>
+                    </a:stretch>
+                  </pic:blipFill>
+                  <pic:spPr>
+                    <a:xfrm>
+                      <a:off x="0" y="0"/>
+                      <a:ext cx="5669280" cy="4478675"/>
+                    </a:xfrm>
+                    <a:prstGeom prst="rect"/>
+                  </pic:spPr>
+                </pic:pic>
+              </a:graphicData>
+            </a:graphic>
+          </wp:inline>
+        </w:drawing>
+      </w:r>
+    </w:p>
+    <w:p>
+      <w:pPr>
+        <w:pStyle w:val="Heading3"/>
+      </w:pPr>
+      <w:r>
+        <w:t>17.1 Para qué sirve</w:t>
+      </w:r>
+    </w:p>
+    <w:p>
+      <w:r>
+        <w:t>Parámetros estructurales del complejo.</w:t>
+      </w:r>
+    </w:p>
+    <w:p/>
+    <w:p>
+      <w:pPr>
+        <w:pStyle w:val="Heading3"/>
+      </w:pPr>
+      <w:r>
+        <w:t>17.2 Secciones clave</w:t>
+      </w:r>
+    </w:p>
+    <w:p>
+      <w:r>
+        <w:t>1. Datos del complejo deportivo</w:t>
+      </w:r>
+    </w:p>
+    <w:p>
+      <w:r>
+        <w:t>2. Logo del complejo deportivo</w:t>
+      </w:r>
+    </w:p>
+    <w:p>
+      <w:r>
+        <w:t>3. Política de confirmación de reserva</w:t>
+      </w:r>
+    </w:p>
+    <w:p>
+      <w:r>
+        <w:t>4. Parámetros de pago y emisión</w:t>
+      </w:r>
+    </w:p>
+    <w:p/>
+    <w:p>
+      <w:pPr>
+        <w:pStyle w:val="Heading3"/>
+      </w:pPr>
+      <w:r>
+        <w:t>17.3 Reglas</w:t>
+      </w:r>
+    </w:p>
+    <w:p>
+      <w:r>
+        <w:t>1. Cualquier cambio impacta módulos operativos.</w:t>
+      </w:r>
+    </w:p>
+    <w:p>
+      <w:r>
+        <w:t>2. Validar con prueba corta luego de guardar.</w:t>
+      </w:r>
+    </w:p>
+    <w:p/>
+    <w:p>
+      <w:r>
+        <w:t>---</w:t>
+      </w:r>
+    </w:p>
+    <w:p/>
+    <w:p>
+      <w:pPr>
+        <w:pStyle w:val="Heading2"/>
+      </w:pPr>
+      <w:r>
+        <w:t>18. Mi suscripción</w:t>
+      </w:r>
+    </w:p>
+    <w:p/>
+    <w:p>
+      <w:pPr>
+        <w:pStyle w:val="Heading3"/>
+      </w:pPr>
+      <w:r>
+        <w:t>Evidencia visual</w:t>
+      </w:r>
+    </w:p>
+    <w:p>
+      <w:r>
+        <w:rPr>
+          <w:b/>
+        </w:rPr>
+        <w:t>Mi suscripción</w:t>
+      </w:r>
+    </w:p>
+    <w:p>
+      <w:pPr>
+        <w:jc w:val="center"/>
+      </w:pPr>
+      <w:r>
+        <w:drawing>
+          <wp:inline xmlns:a="http://schemas.openxmlformats.org/drawingml/2006/main" xmlns:pic="http://schemas.openxmlformats.org/drawingml/2006/picture">
+            <wp:extent cx="5669280" cy="2433696"/>
+            <wp:docPr id="25" name="Picture 25"/>
+            <wp:cNvGraphicFramePr>
+              <a:graphicFrameLocks noChangeAspect="1"/>
+            </wp:cNvGraphicFramePr>
+            <a:graphic>
+              <a:graphicData uri="http://schemas.openxmlformats.org/drawingml/2006/picture">
+                <pic:pic>
+                  <pic:nvPicPr>
+                    <pic:cNvPr id="0" name="mususcripcion.png"/>
+                    <pic:cNvPicPr/>
+                  </pic:nvPicPr>
+                  <pic:blipFill>
+                    <a:blip r:embed="rId33"/>
+                    <a:stretch>
+                      <a:fillRect/>
+                    </a:stretch>
+                  </pic:blipFill>
+                  <pic:spPr>
+                    <a:xfrm>
+                      <a:off x="0" y="0"/>
+                      <a:ext cx="5669280" cy="2433696"/>
+                    </a:xfrm>
+                    <a:prstGeom prst="rect"/>
+                  </pic:spPr>
+                </pic:pic>
+              </a:graphicData>
+            </a:graphic>
+          </wp:inline>
+        </w:drawing>
+      </w:r>
+    </w:p>
+    <w:p>
+      <w:pPr>
+        <w:pStyle w:val="Heading3"/>
+      </w:pPr>
+      <w:r>
+        <w:t>18.1 Para qué sirve</w:t>
+      </w:r>
+    </w:p>
+    <w:p>
+      <w:r>
+        <w:t>Consulta del estado comercial del negocio.</w:t>
+      </w:r>
+    </w:p>
+    <w:p/>
+    <w:p>
+      <w:pPr>
+        <w:pStyle w:val="Heading3"/>
+      </w:pPr>
+      <w:r>
+        <w:t>18.2 Estados comunes</w:t>
       </w:r>
     </w:p>
     <w:p>
@@ -721,7 +2812,7 @@
         <w:pStyle w:val="ListBullet"/>
       </w:pPr>
       <w:r>
-        <w:t>Alta/edición de cliente</w:t>
+        <w:t>Prueba</w:t>
       </w:r>
     </w:p>
     <w:p>
@@ -729,7 +2820,7 @@
         <w:pStyle w:val="ListBullet"/>
       </w:pPr>
       <w:r>
-        <w:t>Datos de contacto</w:t>
+        <w:t>Contrato activo</w:t>
       </w:r>
     </w:p>
     <w:p>
@@ -737,7 +2828,7 @@
         <w:pStyle w:val="ListBullet"/>
       </w:pPr>
       <w:r>
-        <w:t>Tipo y número de documento</w:t>
+        <w:t>Vencido / suspendido</w:t>
       </w:r>
     </w:p>
     <w:p/>
@@ -746,7 +2837,7 @@
         <w:pStyle w:val="Heading3"/>
       </w:pPr>
       <w:r>
-        <w:t>9.3 Reglas</w:t>
+        <w:t>18.3 Recomendación</w:t>
       </w:r>
     </w:p>
     <w:p>
@@ -754,7 +2845,307 @@
         <w:pStyle w:val="ListBullet"/>
       </w:pPr>
       <w:r>
-        <w:t>Evitar duplicados de cliente con mismo documento.</w:t>
+        <w:t>Monitorear vencimiento para evitar bloqueo de módulos.</w:t>
+      </w:r>
+    </w:p>
+    <w:p/>
+    <w:p>
+      <w:r>
+        <w:t>---</w:t>
+      </w:r>
+    </w:p>
+    <w:p/>
+    <w:p>
+      <w:pPr>
+        <w:pStyle w:val="Heading2"/>
+      </w:pPr>
+      <w:r>
+        <w:t>19. Reglas de reserva pública (impacto operativo)</w:t>
+      </w:r>
+    </w:p>
+    <w:p>
+      <w:r>
+        <w:t>1. Se permite aplicar cupón en reserva pública.</w:t>
+      </w:r>
+    </w:p>
+    <w:p>
+      <w:r>
+        <w:t>2. Reserva pública actualmente restringida a bloques de 1 hora.</w:t>
+      </w:r>
+    </w:p>
+    <w:p>
+      <w:r>
+        <w:t>3. Hora fin se ajusta automáticamente en +1 hora respecto de hora inicio.</w:t>
+      </w:r>
+    </w:p>
+    <w:p>
+      <w:r>
+        <w:t>4. Si no cumple 60 minutos exactos, la grabación se rechaza por validaciones de interfaz, backend y SP.</w:t>
+      </w:r>
+    </w:p>
+    <w:p>
+      <w:r>
+        <w:t>5. El calendario público diferencia visualmente reservas en estado "Reservada" y "Confirmada" con estilos de color más claros para lectura rápida.</w:t>
+      </w:r>
+    </w:p>
+    <w:p/>
+    <w:p>
+      <w:r>
+        <w:t>---</w:t>
+      </w:r>
+    </w:p>
+    <w:p/>
+    <w:p>
+      <w:pPr>
+        <w:pStyle w:val="Heading2"/>
+      </w:pPr>
+      <w:r>
+        <w:t>20. Errores frecuentes y solución</w:t>
+      </w:r>
+    </w:p>
+    <w:p>
+      <w:pPr>
+        <w:pStyle w:val="Heading3"/>
+      </w:pPr>
+      <w:r>
+        <w:t>20.1 "No se pudo obtener el detalle"</w:t>
+      </w:r>
+    </w:p>
+    <w:p>
+      <w:r>
+        <w:t>Causa probable: error en endpoint o consulta de soporte.</w:t>
+      </w:r>
+    </w:p>
+    <w:p>
+      <w:r>
+        <w:t>Acción: revisar logs y verificar datos base (correo/teléfono de contacto).</w:t>
+      </w:r>
+    </w:p>
+    <w:p/>
+    <w:p>
+      <w:pPr>
+        <w:pStyle w:val="Heading3"/>
+      </w:pPr>
+      <w:r>
+        <w:t>20.2 Cupón válido en pantalla pero no coincide en total final</w:t>
+      </w:r>
+    </w:p>
+    <w:p>
+      <w:r>
+        <w:t>Causa probable: descuento aplicado dos veces o recálculo inconsistente.</w:t>
+      </w:r>
+    </w:p>
+    <w:p>
+      <w:r>
+        <w:t>Acción: revisar flujo de validación y total final guardado.</w:t>
+      </w:r>
+    </w:p>
+    <w:p/>
+    <w:p>
+      <w:pPr>
+        <w:pStyle w:val="Heading3"/>
+      </w:pPr>
+      <w:r>
+        <w:t>20.3 Pago total no cambia a Pagada</w:t>
+      </w:r>
+    </w:p>
+    <w:p>
+      <w:r>
+        <w:t>Causa probable: validación de estado contra total desactualizado.</w:t>
+      </w:r>
+    </w:p>
+    <w:p>
+      <w:r>
+        <w:t>Acción: verificar monto final de reserva y acumulado de pagos.</w:t>
+      </w:r>
+    </w:p>
+    <w:p/>
+    <w:p>
+      <w:pPr>
+        <w:pStyle w:val="Heading3"/>
+      </w:pPr>
+      <w:r>
+        <w:t>20.4 Correo de recordatorio no sale</w:t>
+      </w:r>
+    </w:p>
+    <w:p>
+      <w:r>
+        <w:t>Causa probable: remitente no permitido en proveedor de correo.</w:t>
+      </w:r>
+    </w:p>
+    <w:p>
+      <w:r>
+        <w:t>Acción: validar remitente configurado/autorizado en Brevo.</w:t>
+      </w:r>
+    </w:p>
+    <w:p/>
+    <w:p>
+      <w:r>
+        <w:t>---</w:t>
+      </w:r>
+    </w:p>
+    <w:p/>
+    <w:p>
+      <w:pPr>
+        <w:pStyle w:val="Heading2"/>
+      </w:pPr>
+      <w:r>
+        <w:t>21. Checklist operativo diario</w:t>
+      </w:r>
+    </w:p>
+    <w:p>
+      <w:r>
+        <w:t>1. Revisar notificaciones web.</w:t>
+      </w:r>
+    </w:p>
+    <w:p>
+      <w:r>
+        <w:t>2. Confirmar reservas del día.</w:t>
+      </w:r>
+    </w:p>
+    <w:p>
+      <w:r>
+        <w:t>3. Registrar pagos y validar estados.</w:t>
+      </w:r>
+    </w:p>
+    <w:p>
+      <w:r>
+        <w:t>4. Verificar reservas con cupón.</w:t>
+      </w:r>
+    </w:p>
+    <w:p>
+      <w:r>
+        <w:t>5. Cerrar pendientes/cancelaciones.</w:t>
+      </w:r>
+    </w:p>
+    <w:p>
+      <w:r>
+        <w:t>6. Revisar reporte rápido de caja/ingresos.</w:t>
+      </w:r>
+    </w:p>
+    <w:p/>
+    <w:p>
+      <w:r>
+        <w:t>---</w:t>
+      </w:r>
+    </w:p>
+    <w:p/>
+    <w:p>
+      <w:pPr>
+        <w:pStyle w:val="Heading2"/>
+      </w:pPr>
+      <w:r>
+        <w:t>22. Anexo A - Evidencias sugeridas (capturas)</w:t>
+      </w:r>
+    </w:p>
+    <w:p>
+      <w:r>
+        <w:t>Agregar capturas de estas pantallas para versión ilustrada del manual:</w:t>
+      </w:r>
+    </w:p>
+    <w:p>
+      <w:r>
+        <w:t>1. Dashboard principal.</w:t>
+      </w:r>
+    </w:p>
+    <w:p>
+      <w:r>
+        <w:t>2. Alta de sede.</w:t>
+      </w:r>
+    </w:p>
+    <w:p>
+      <w:r>
+        <w:t>3. Alta de espacio deportivo.</w:t>
+      </w:r>
+    </w:p>
+    <w:p>
+      <w:r>
+        <w:t>4. Nueva reserva (modal admin).</w:t>
+      </w:r>
+    </w:p>
+    <w:p>
+      <w:r>
+        <w:t>5. Validación de cupón en reserva.</w:t>
+      </w:r>
+    </w:p>
+    <w:p>
+      <w:r>
+        <w:t>6. Módulo de cupones (KPI + listado + formulario).</w:t>
+      </w:r>
+    </w:p>
+    <w:p>
+      <w:r>
+        <w:t>7. Registro de pago.</w:t>
+      </w:r>
+    </w:p>
+    <w:p>
+      <w:r>
+        <w:t>8. Emisión de comprobante.</w:t>
+      </w:r>
+    </w:p>
+    <w:p>
+      <w:r>
+        <w:t>9. Configuración del complejo.</w:t>
+      </w:r>
+    </w:p>
+    <w:p>
+      <w:r>
+        <w:t>10. Mi suscripción.</w:t>
+      </w:r>
+    </w:p>
+    <w:p/>
+    <w:p>
+      <w:r>
+        <w:t>---</w:t>
+      </w:r>
+    </w:p>
+    <w:p/>
+    <w:p>
+      <w:pPr>
+        <w:pStyle w:val="Heading2"/>
+      </w:pPr>
+      <w:r>
+        <w:t>23. Ajustes recientes de experiencia visual (portal público)</w:t>
+      </w:r>
+    </w:p>
+    <w:p>
+      <w:r>
+        <w:t>1. Barra superior pública y acciones de sesión con estilo más claro y consistente (incluye botón de cierre con variante visual de alerta).</w:t>
+      </w:r>
+    </w:p>
+    <w:p>
+      <w:r>
+        <w:t>2. Buscador principal de espacios con mayor jerarquía visual y botón de búsqueda con icono.</w:t>
+      </w:r>
+    </w:p>
+    <w:p>
+      <w:r>
+        <w:t>3. Sección de beneficios y tarjetas de espacios mejoradas para lectura móvil/escritorio (contraste, profundidad, jerarquía tipográfica y estados hover).</w:t>
+      </w:r>
+    </w:p>
+    <w:p>
+      <w:r>
+        <w:t>4. Tarjetas de disponibilidad en reserva pública con mejor distinción visual entre estado Reservada y Confirmada.</w:t>
+      </w:r>
+    </w:p>
+    <w:p>
+      <w:r>
+        <w:t>5. En registro, el texto de relación fue ajustado a: "Relación con el complejo deportivo".</w:t>
+      </w:r>
+    </w:p>
+    <w:p/>
+    <w:p>
+      <w:r>
+        <w:t>---</w:t>
+      </w:r>
+    </w:p>
+    <w:p/>
+    <w:p>
+      <w:pPr>
+        <w:pStyle w:val="Heading2"/>
+      </w:pPr>
+      <w:r>
+        <w:t>24. Control de cambios del manual</w:t>
       </w:r>
     </w:p>
     <w:p>
@@ -762,127 +3153,7 @@
         <w:pStyle w:val="ListBullet"/>
       </w:pPr>
       <w:r>
-        <w:t>Completar teléfono/correo para recordatorios y seguimiento.</w:t>
-      </w:r>
-    </w:p>
-    <w:p/>
-    <w:p>
-      <w:r>
-        <w:t>---</w:t>
-      </w:r>
-    </w:p>
-    <w:p/>
-    <w:p>
-      <w:pPr>
-        <w:pStyle w:val="Heading2"/>
-      </w:pPr>
-      <w:r>
-        <w:t>10. Reservas</w:t>
-      </w:r>
-    </w:p>
-    <w:p>
-      <w:pPr>
-        <w:pStyle w:val="Heading3"/>
-      </w:pPr>
-      <w:r>
-        <w:t>10.1 Para qué sirve</w:t>
-      </w:r>
-    </w:p>
-    <w:p>
-      <w:r>
-        <w:t>Gestión completa de agenda y registro de reservas.</w:t>
-      </w:r>
-    </w:p>
-    <w:p/>
-    <w:p>
-      <w:pPr>
-        <w:pStyle w:val="Heading3"/>
-      </w:pPr>
-      <w:r>
-        <w:t>10.2 Funciones</w:t>
-      </w:r>
-    </w:p>
-    <w:p>
-      <w:r>
-        <w:t>1. Calendario por sede y espacio.</w:t>
-      </w:r>
-    </w:p>
-    <w:p>
-      <w:r>
-        <w:t>2. Registro de reserva desde modal.</w:t>
-      </w:r>
-    </w:p>
-    <w:p>
-      <w:r>
-        <w:t>3. Edición de reserva existente.</w:t>
-      </w:r>
-    </w:p>
-    <w:p>
-      <w:r>
-        <w:t>4. Cambio de estado.</w:t>
-      </w:r>
-    </w:p>
-    <w:p>
-      <w:r>
-        <w:t>5. Registro de pagos/adelantos.</w:t>
-      </w:r>
-    </w:p>
-    <w:p>
-      <w:r>
-        <w:t>6. Validación de cupones en nueva reserva.</w:t>
-      </w:r>
-    </w:p>
-    <w:p/>
-    <w:p>
-      <w:pPr>
-        <w:pStyle w:val="Heading3"/>
-      </w:pPr>
-      <w:r>
-        <w:t>10.3 Reglas funcionales importantes</w:t>
-      </w:r>
-    </w:p>
-    <w:p>
-      <w:r>
-        <w:t>1. El cupón solo se aplica en la creación de reserva (no en reservas ya existentes).</w:t>
-      </w:r>
-    </w:p>
-    <w:p>
-      <w:r>
-        <w:t>2. Al validar cupón, el total debe reflejar el descuento aplicado.</w:t>
-      </w:r>
-    </w:p>
-    <w:p>
-      <w:r>
-        <w:t>3. El precio guardado no debe volver a descontarse en la grabación.</w:t>
-      </w:r>
-    </w:p>
-    <w:p>
-      <w:r>
-        <w:t>4. El contador de uso del cupón incrementa al uso exitoso.</w:t>
-      </w:r>
-    </w:p>
-    <w:p>
-      <w:r>
-        <w:t>5. Si se alcanza el máximo de usos, el cupón deja de ser válido.</w:t>
-      </w:r>
-    </w:p>
-    <w:p>
-      <w:r>
-        <w:t>6. Si el pago acumulado cubre el total final, el estado debe pasar a Pagada.</w:t>
-      </w:r>
-    </w:p>
-    <w:p>
-      <w:r>
-        <w:t>7. Si no cubre el total final, el estado se mantiene según reglas de confirmación.</w:t>
-      </w:r>
-    </w:p>
-    <w:p/>
-    <w:p>
-      <w:pPr>
-        <w:pStyle w:val="Heading3"/>
-      </w:pPr>
-      <w:r>
-        <w:t>10.4 Estados de reserva (referencia operativa)</w:t>
+        <w:t>04/05/2026: Versión inicial operativa para Administrador de Negocio.</w:t>
       </w:r>
     </w:p>
     <w:p>
@@ -890,7 +3161,7 @@
         <w:pStyle w:val="ListBullet"/>
       </w:pPr>
       <w:r>
-        <w:t>Pendiente</w:t>
+        <w:t>11/05/2026: Actualización por mejoras funcionales y visuales en portal público, refinamiento de etiquetas de negocio/complejo y ajustes de experiencia en reserva pública.</w:t>
       </w:r>
     </w:p>
     <w:p>
@@ -898,935 +3169,7 @@
         <w:pStyle w:val="ListBullet"/>
       </w:pPr>
       <w:r>
-        <w:t>Confirmada</w:t>
-      </w:r>
-    </w:p>
-    <w:p>
-      <w:pPr>
-        <w:pStyle w:val="ListBullet"/>
-      </w:pPr>
-      <w:r>
-        <w:t>Pagada</w:t>
-      </w:r>
-    </w:p>
-    <w:p>
-      <w:pPr>
-        <w:pStyle w:val="ListBullet"/>
-      </w:pPr>
-      <w:r>
-        <w:t>Cancelada</w:t>
-      </w:r>
-    </w:p>
-    <w:p>
-      <w:pPr>
-        <w:pStyle w:val="ListBullet"/>
-      </w:pPr>
-      <w:r>
-        <w:t>No asistió</w:t>
-      </w:r>
-    </w:p>
-    <w:p>
-      <w:pPr>
-        <w:pStyle w:val="ListBullet"/>
-      </w:pPr>
-      <w:r>
-        <w:t>Bloqueada / no atención</w:t>
-      </w:r>
-    </w:p>
-    <w:p/>
-    <w:p>
-      <w:pPr>
-        <w:pStyle w:val="Heading3"/>
-      </w:pPr>
-      <w:r>
-        <w:t>10.5 Buenas prácticas</w:t>
-      </w:r>
-    </w:p>
-    <w:p>
-      <w:r>
-        <w:t>1. Registrar pagos el mismo día para mantener saldos correctos.</w:t>
-      </w:r>
-    </w:p>
-    <w:p>
-      <w:r>
-        <w:t>2. Verificar horario disponible antes de confirmar.</w:t>
-      </w:r>
-    </w:p>
-    <w:p>
-      <w:r>
-        <w:t>3. Auditar cambios de estado al cierre del turno.</w:t>
-      </w:r>
-    </w:p>
-    <w:p/>
-    <w:p>
-      <w:r>
-        <w:t>---</w:t>
-      </w:r>
-    </w:p>
-    <w:p/>
-    <w:p>
-      <w:pPr>
-        <w:pStyle w:val="Heading2"/>
-      </w:pPr>
-      <w:r>
-        <w:t>11. Pagos</w:t>
-      </w:r>
-    </w:p>
-    <w:p>
-      <w:pPr>
-        <w:pStyle w:val="Heading3"/>
-      </w:pPr>
-      <w:r>
-        <w:t>11.1 Para qué sirve</w:t>
-      </w:r>
-    </w:p>
-    <w:p>
-      <w:r>
-        <w:t>Control de movimientos de pago por reserva.</w:t>
-      </w:r>
-    </w:p>
-    <w:p/>
-    <w:p>
-      <w:pPr>
-        <w:pStyle w:val="Heading3"/>
-      </w:pPr>
-      <w:r>
-        <w:t>11.2 Funciones</w:t>
-      </w:r>
-    </w:p>
-    <w:p>
-      <w:pPr>
-        <w:pStyle w:val="ListBullet"/>
-      </w:pPr>
-      <w:r>
-        <w:t>Alta de pago</w:t>
-      </w:r>
-    </w:p>
-    <w:p>
-      <w:pPr>
-        <w:pStyle w:val="ListBullet"/>
-      </w:pPr>
-      <w:r>
-        <w:t>Edición/anulación según permisos</w:t>
-      </w:r>
-    </w:p>
-    <w:p>
-      <w:pPr>
-        <w:pStyle w:val="ListBullet"/>
-      </w:pPr>
-      <w:r>
-        <w:t>Conciliación de adelantos y saldos</w:t>
-      </w:r>
-    </w:p>
-    <w:p/>
-    <w:p>
-      <w:pPr>
-        <w:pStyle w:val="Heading3"/>
-      </w:pPr>
-      <w:r>
-        <w:t>11.3 Reglas</w:t>
-      </w:r>
-    </w:p>
-    <w:p>
-      <w:r>
-        <w:t>1. El estado de la reserva depende del total pagado vs total de reserva.</w:t>
-      </w:r>
-    </w:p>
-    <w:p>
-      <w:r>
-        <w:t>2. Registrar forma de pago y referencia operativa cuando aplique.</w:t>
-      </w:r>
-    </w:p>
-    <w:p/>
-    <w:p>
-      <w:r>
-        <w:t>---</w:t>
-      </w:r>
-    </w:p>
-    <w:p/>
-    <w:p>
-      <w:pPr>
-        <w:pStyle w:val="Heading2"/>
-      </w:pPr>
-      <w:r>
-        <w:t>12. Comprobantes</w:t>
-      </w:r>
-    </w:p>
-    <w:p>
-      <w:pPr>
-        <w:pStyle w:val="Heading3"/>
-      </w:pPr>
-      <w:r>
-        <w:t>12.1 Para qué sirve</w:t>
-      </w:r>
-    </w:p>
-    <w:p>
-      <w:r>
-        <w:t>Gestión de comprobantes asociados a operaciones.</w:t>
-      </w:r>
-    </w:p>
-    <w:p/>
-    <w:p>
-      <w:pPr>
-        <w:pStyle w:val="Heading3"/>
-      </w:pPr>
-      <w:r>
-        <w:t>12.2 Funciones</w:t>
-      </w:r>
-    </w:p>
-    <w:p>
-      <w:pPr>
-        <w:pStyle w:val="ListBullet"/>
-      </w:pPr>
-      <w:r>
-        <w:t>Emisión y consulta de comprobantes</w:t>
-      </w:r>
-    </w:p>
-    <w:p>
-      <w:pPr>
-        <w:pStyle w:val="ListBullet"/>
-      </w:pPr>
-      <w:r>
-        <w:t>Vinculación con cliente y reserva</w:t>
-      </w:r>
-    </w:p>
-    <w:p/>
-    <w:p>
-      <w:pPr>
-        <w:pStyle w:val="Heading3"/>
-      </w:pPr>
-      <w:r>
-        <w:t>12.3 Reglas</w:t>
-      </w:r>
-    </w:p>
-    <w:p>
-      <w:pPr>
-        <w:pStyle w:val="ListBullet"/>
-      </w:pPr>
-      <w:r>
-        <w:t>Verificar datos fiscales en Configuración antes de emitir.</w:t>
-      </w:r>
-    </w:p>
-    <w:p/>
-    <w:p>
-      <w:r>
-        <w:t>---</w:t>
-      </w:r>
-    </w:p>
-    <w:p/>
-    <w:p>
-      <w:pPr>
-        <w:pStyle w:val="Heading2"/>
-      </w:pPr>
-      <w:r>
-        <w:t>13. Usuarios</w:t>
-      </w:r>
-    </w:p>
-    <w:p>
-      <w:pPr>
-        <w:pStyle w:val="Heading3"/>
-      </w:pPr>
-      <w:r>
-        <w:t>13.1 Para qué sirve</w:t>
-      </w:r>
-    </w:p>
-    <w:p>
-      <w:r>
-        <w:t>Gestión de accesos al panel de negocio.</w:t>
-      </w:r>
-    </w:p>
-    <w:p/>
-    <w:p>
-      <w:pPr>
-        <w:pStyle w:val="Heading3"/>
-      </w:pPr>
-      <w:r>
-        <w:t>13.2 Funciones</w:t>
-      </w:r>
-    </w:p>
-    <w:p>
-      <w:pPr>
-        <w:pStyle w:val="ListBullet"/>
-      </w:pPr>
-      <w:r>
-        <w:t>Alta de usuario</w:t>
-      </w:r>
-    </w:p>
-    <w:p>
-      <w:pPr>
-        <w:pStyle w:val="ListBullet"/>
-      </w:pPr>
-      <w:r>
-        <w:t>Asignación de rol</w:t>
-      </w:r>
-    </w:p>
-    <w:p>
-      <w:pPr>
-        <w:pStyle w:val="ListBullet"/>
-      </w:pPr>
-      <w:r>
-        <w:t>Configuración de permisos por módulo</w:t>
-      </w:r>
-    </w:p>
-    <w:p/>
-    <w:p>
-      <w:pPr>
-        <w:pStyle w:val="Heading3"/>
-      </w:pPr>
-      <w:r>
-        <w:t>13.3 Reglas</w:t>
-      </w:r>
-    </w:p>
-    <w:p>
-      <w:r>
-        <w:t>1. Aplicar principio de mínimo privilegio.</w:t>
-      </w:r>
-    </w:p>
-    <w:p>
-      <w:r>
-        <w:t>2. Revisar permisos de cajas/pagos/comprobantes con especial cuidado.</w:t>
-      </w:r>
-    </w:p>
-    <w:p/>
-    <w:p>
-      <w:r>
-        <w:t>---</w:t>
-      </w:r>
-    </w:p>
-    <w:p/>
-    <w:p>
-      <w:pPr>
-        <w:pStyle w:val="Heading2"/>
-      </w:pPr>
-      <w:r>
-        <w:t>14. Promociones</w:t>
-      </w:r>
-    </w:p>
-    <w:p>
-      <w:pPr>
-        <w:pStyle w:val="Heading3"/>
-      </w:pPr>
-      <w:r>
-        <w:t>14.1 Para qué sirve</w:t>
-      </w:r>
-    </w:p>
-    <w:p>
-      <w:r>
-        <w:t>Descuentos/promociones por rango de fechas y reglas de horario.</w:t>
-      </w:r>
-    </w:p>
-    <w:p/>
-    <w:p>
-      <w:pPr>
-        <w:pStyle w:val="Heading3"/>
-      </w:pPr>
-      <w:r>
-        <w:t>14.2 Funciones</w:t>
-      </w:r>
-    </w:p>
-    <w:p>
-      <w:pPr>
-        <w:pStyle w:val="ListBullet"/>
-      </w:pPr>
-      <w:r>
-        <w:t>Crear, editar, activar/inactivar promociones</w:t>
-      </w:r>
-    </w:p>
-    <w:p>
-      <w:pPr>
-        <w:pStyle w:val="ListBullet"/>
-      </w:pPr>
-      <w:r>
-        <w:t>Visualizar impacto en cotización</w:t>
-      </w:r>
-    </w:p>
-    <w:p/>
-    <w:p>
-      <w:pPr>
-        <w:pStyle w:val="Heading3"/>
-      </w:pPr>
-      <w:r>
-        <w:t>14.3 Reglas</w:t>
-      </w:r>
-    </w:p>
-    <w:p>
-      <w:r>
-        <w:t>1. Validar vigencia (fecha inicio/fin) y alcance (sede/espacio).</w:t>
-      </w:r>
-    </w:p>
-    <w:p>
-      <w:r>
-        <w:t>2. Evitar solapes no deseados de descuentos.</w:t>
-      </w:r>
-    </w:p>
-    <w:p/>
-    <w:p>
-      <w:r>
-        <w:t>---</w:t>
-      </w:r>
-    </w:p>
-    <w:p/>
-    <w:p>
-      <w:pPr>
-        <w:pStyle w:val="Heading2"/>
-      </w:pPr>
-      <w:r>
-        <w:t>15. Cupones</w:t>
-      </w:r>
-    </w:p>
-    <w:p>
-      <w:pPr>
-        <w:pStyle w:val="Heading3"/>
-      </w:pPr>
-      <w:r>
-        <w:t>15.1 Para qué sirve</w:t>
-      </w:r>
-    </w:p>
-    <w:p>
-      <w:r>
-        <w:t>Gestión de cupones con control de uso.</w:t>
-      </w:r>
-    </w:p>
-    <w:p/>
-    <w:p>
-      <w:pPr>
-        <w:pStyle w:val="Heading3"/>
-      </w:pPr>
-      <w:r>
-        <w:t>15.2 Funciones</w:t>
-      </w:r>
-    </w:p>
-    <w:p>
-      <w:r>
-        <w:t>1. Crear cupón con código y nombre.</w:t>
-      </w:r>
-    </w:p>
-    <w:p>
-      <w:r>
-        <w:t>2. Definir vigencia (inicio/fin).</w:t>
-      </w:r>
-    </w:p>
-    <w:p>
-      <w:r>
-        <w:t>3. Definir cantidad máxima de usos.</w:t>
-      </w:r>
-    </w:p>
-    <w:p>
-      <w:r>
-        <w:t>4. Restringir por sede y/o espacio deportivo.</w:t>
-      </w:r>
-    </w:p>
-    <w:p>
-      <w:r>
-        <w:t>5. Consultar listado paginado (20 en 20).</w:t>
-      </w:r>
-    </w:p>
-    <w:p>
-      <w:r>
-        <w:t>6. Ver KPIs del módulo.</w:t>
-      </w:r>
-    </w:p>
-    <w:p/>
-    <w:p>
-      <w:pPr>
-        <w:pStyle w:val="Heading3"/>
-      </w:pPr>
-      <w:r>
-        <w:t>15.3 Reglas</w:t>
-      </w:r>
-    </w:p>
-    <w:p>
-      <w:r>
-        <w:t>1. Cupón válido solo dentro de vigencia.</w:t>
-      </w:r>
-    </w:p>
-    <w:p>
-      <w:r>
-        <w:t>2. Cupón inactivo no aplica.</w:t>
-      </w:r>
-    </w:p>
-    <w:p>
-      <w:r>
-        <w:t>3. Cupón sin stock de usos no aplica.</w:t>
-      </w:r>
-    </w:p>
-    <w:p>
-      <w:r>
-        <w:t>4. El uso se acumula por cada aplicación exitosa.</w:t>
-      </w:r>
-    </w:p>
-    <w:p>
-      <w:r>
-        <w:t>5. Debe verse en cotización y respetarse en grabación final.</w:t>
-      </w:r>
-    </w:p>
-    <w:p/>
-    <w:p>
-      <w:r>
-        <w:t>---</w:t>
-      </w:r>
-    </w:p>
-    <w:p/>
-    <w:p>
-      <w:pPr>
-        <w:pStyle w:val="Heading2"/>
-      </w:pPr>
-      <w:r>
-        <w:t>16. Reportes</w:t>
-      </w:r>
-    </w:p>
-    <w:p>
-      <w:pPr>
-        <w:pStyle w:val="Heading3"/>
-      </w:pPr>
-      <w:r>
-        <w:t>16.1 Para qué sirve</w:t>
-      </w:r>
-    </w:p>
-    <w:p>
-      <w:r>
-        <w:t>Análisis operativo/comercial del negocio.</w:t>
-      </w:r>
-    </w:p>
-    <w:p/>
-    <w:p>
-      <w:pPr>
-        <w:pStyle w:val="Heading3"/>
-      </w:pPr>
-      <w:r>
-        <w:t>16.2 Uso recomendado</w:t>
-      </w:r>
-    </w:p>
-    <w:p>
-      <w:r>
-        <w:t>1. Corte diario de ingresos y reservas.</w:t>
-      </w:r>
-    </w:p>
-    <w:p>
-      <w:r>
-        <w:t>2. Revisión semanal de ocupación por espacio.</w:t>
-      </w:r>
-    </w:p>
-    <w:p>
-      <w:r>
-        <w:t>3. Seguimiento mensual de clientes y conversión.</w:t>
-      </w:r>
-    </w:p>
-    <w:p/>
-    <w:p>
-      <w:r>
-        <w:t>---</w:t>
-      </w:r>
-    </w:p>
-    <w:p/>
-    <w:p>
-      <w:pPr>
-        <w:pStyle w:val="Heading2"/>
-      </w:pPr>
-      <w:r>
-        <w:t>17. Configuración</w:t>
-      </w:r>
-    </w:p>
-    <w:p>
-      <w:pPr>
-        <w:pStyle w:val="Heading3"/>
-      </w:pPr>
-      <w:r>
-        <w:t>17.1 Para qué sirve</w:t>
-      </w:r>
-    </w:p>
-    <w:p>
-      <w:r>
-        <w:t>Parámetros estructurales del complejo.</w:t>
-      </w:r>
-    </w:p>
-    <w:p/>
-    <w:p>
-      <w:pPr>
-        <w:pStyle w:val="Heading3"/>
-      </w:pPr>
-      <w:r>
-        <w:t>17.2 Secciones clave</w:t>
-      </w:r>
-    </w:p>
-    <w:p>
-      <w:r>
-        <w:t>1. Datos del complejo deportivo</w:t>
-      </w:r>
-    </w:p>
-    <w:p>
-      <w:r>
-        <w:t>2. Logo del complejo deportivo</w:t>
-      </w:r>
-    </w:p>
-    <w:p>
-      <w:r>
-        <w:t>3. Política de confirmación de reserva</w:t>
-      </w:r>
-    </w:p>
-    <w:p>
-      <w:r>
-        <w:t>4. Parámetros de pago y emisión</w:t>
-      </w:r>
-    </w:p>
-    <w:p/>
-    <w:p>
-      <w:pPr>
-        <w:pStyle w:val="Heading3"/>
-      </w:pPr>
-      <w:r>
-        <w:t>17.3 Reglas</w:t>
-      </w:r>
-    </w:p>
-    <w:p>
-      <w:r>
-        <w:t>1. Cualquier cambio impacta módulos operativos.</w:t>
-      </w:r>
-    </w:p>
-    <w:p>
-      <w:r>
-        <w:t>2. Validar con prueba corta luego de guardar.</w:t>
-      </w:r>
-    </w:p>
-    <w:p/>
-    <w:p>
-      <w:r>
-        <w:t>---</w:t>
-      </w:r>
-    </w:p>
-    <w:p/>
-    <w:p>
-      <w:pPr>
-        <w:pStyle w:val="Heading2"/>
-      </w:pPr>
-      <w:r>
-        <w:t>18. Mi suscripción</w:t>
-      </w:r>
-    </w:p>
-    <w:p>
-      <w:pPr>
-        <w:pStyle w:val="Heading3"/>
-      </w:pPr>
-      <w:r>
-        <w:t>18.1 Para qué sirve</w:t>
-      </w:r>
-    </w:p>
-    <w:p>
-      <w:r>
-        <w:t>Consulta del estado comercial del negocio.</w:t>
-      </w:r>
-    </w:p>
-    <w:p/>
-    <w:p>
-      <w:pPr>
-        <w:pStyle w:val="Heading3"/>
-      </w:pPr>
-      <w:r>
-        <w:t>18.2 Estados comunes</w:t>
-      </w:r>
-    </w:p>
-    <w:p>
-      <w:pPr>
-        <w:pStyle w:val="ListBullet"/>
-      </w:pPr>
-      <w:r>
-        <w:t>Prueba</w:t>
-      </w:r>
-    </w:p>
-    <w:p>
-      <w:pPr>
-        <w:pStyle w:val="ListBullet"/>
-      </w:pPr>
-      <w:r>
-        <w:t>Contrato activo</w:t>
-      </w:r>
-    </w:p>
-    <w:p>
-      <w:pPr>
-        <w:pStyle w:val="ListBullet"/>
-      </w:pPr>
-      <w:r>
-        <w:t>Vencido / suspendido</w:t>
-      </w:r>
-    </w:p>
-    <w:p/>
-    <w:p>
-      <w:pPr>
-        <w:pStyle w:val="Heading3"/>
-      </w:pPr>
-      <w:r>
-        <w:t>18.3 Recomendación</w:t>
-      </w:r>
-    </w:p>
-    <w:p>
-      <w:pPr>
-        <w:pStyle w:val="ListBullet"/>
-      </w:pPr>
-      <w:r>
-        <w:t>Monitorear vencimiento para evitar bloqueo de módulos.</w:t>
-      </w:r>
-    </w:p>
-    <w:p/>
-    <w:p>
-      <w:r>
-        <w:t>---</w:t>
-      </w:r>
-    </w:p>
-    <w:p/>
-    <w:p>
-      <w:pPr>
-        <w:pStyle w:val="Heading2"/>
-      </w:pPr>
-      <w:r>
-        <w:t>19. Reglas de reserva pública (impacto operativo)</w:t>
-      </w:r>
-    </w:p>
-    <w:p>
-      <w:r>
-        <w:t>1. Se permite aplicar cupón en reserva pública.</w:t>
-      </w:r>
-    </w:p>
-    <w:p>
-      <w:r>
-        <w:t>2. Reserva pública actualmente restringida a bloques de 1 hora.</w:t>
-      </w:r>
-    </w:p>
-    <w:p>
-      <w:r>
-        <w:t>3. Hora fin se ajusta automáticamente en +1 hora respecto de hora inicio.</w:t>
-      </w:r>
-    </w:p>
-    <w:p>
-      <w:r>
-        <w:t>4. Si no cumple 60 minutos exactos, la grabación se rechaza por validaciones de interfaz, backend y SP.</w:t>
-      </w:r>
-    </w:p>
-    <w:p/>
-    <w:p>
-      <w:r>
-        <w:t>---</w:t>
-      </w:r>
-    </w:p>
-    <w:p/>
-    <w:p>
-      <w:pPr>
-        <w:pStyle w:val="Heading2"/>
-      </w:pPr>
-      <w:r>
-        <w:t>20. Errores frecuentes y solución</w:t>
-      </w:r>
-    </w:p>
-    <w:p>
-      <w:pPr>
-        <w:pStyle w:val="Heading3"/>
-      </w:pPr>
-      <w:r>
-        <w:t>20.1 "No se pudo obtener el detalle"</w:t>
-      </w:r>
-    </w:p>
-    <w:p>
-      <w:r>
-        <w:t>Causa probable: error en endpoint o consulta de soporte.</w:t>
-      </w:r>
-    </w:p>
-    <w:p>
-      <w:r>
-        <w:t>Acción: revisar logs y verificar datos base (correo/teléfono de contacto).</w:t>
-      </w:r>
-    </w:p>
-    <w:p/>
-    <w:p>
-      <w:pPr>
-        <w:pStyle w:val="Heading3"/>
-      </w:pPr>
-      <w:r>
-        <w:t>20.2 Cupón válido en pantalla pero no coincide en total final</w:t>
-      </w:r>
-    </w:p>
-    <w:p>
-      <w:r>
-        <w:t>Causa probable: descuento aplicado dos veces o recálculo inconsistente.</w:t>
-      </w:r>
-    </w:p>
-    <w:p>
-      <w:r>
-        <w:t>Acción: revisar flujo de validación y total final guardado.</w:t>
-      </w:r>
-    </w:p>
-    <w:p/>
-    <w:p>
-      <w:pPr>
-        <w:pStyle w:val="Heading3"/>
-      </w:pPr>
-      <w:r>
-        <w:t>20.3 Pago total no cambia a Pagada</w:t>
-      </w:r>
-    </w:p>
-    <w:p>
-      <w:r>
-        <w:t>Causa probable: validación de estado contra total desactualizado.</w:t>
-      </w:r>
-    </w:p>
-    <w:p>
-      <w:r>
-        <w:t>Acción: verificar monto final de reserva y acumulado de pagos.</w:t>
-      </w:r>
-    </w:p>
-    <w:p/>
-    <w:p>
-      <w:pPr>
-        <w:pStyle w:val="Heading3"/>
-      </w:pPr>
-      <w:r>
-        <w:t>20.4 Correo de recordatorio no sale</w:t>
-      </w:r>
-    </w:p>
-    <w:p>
-      <w:r>
-        <w:t>Causa probable: remitente no permitido en proveedor de correo.</w:t>
-      </w:r>
-    </w:p>
-    <w:p>
-      <w:r>
-        <w:t>Acción: validar remitente configurado/autorizado en Brevo.</w:t>
-      </w:r>
-    </w:p>
-    <w:p/>
-    <w:p>
-      <w:r>
-        <w:t>---</w:t>
-      </w:r>
-    </w:p>
-    <w:p/>
-    <w:p>
-      <w:pPr>
-        <w:pStyle w:val="Heading2"/>
-      </w:pPr>
-      <w:r>
-        <w:t>21. Checklist operativo diario</w:t>
-      </w:r>
-    </w:p>
-    <w:p>
-      <w:r>
-        <w:t>1. Revisar notificaciones web.</w:t>
-      </w:r>
-    </w:p>
-    <w:p>
-      <w:r>
-        <w:t>2. Confirmar reservas del día.</w:t>
-      </w:r>
-    </w:p>
-    <w:p>
-      <w:r>
-        <w:t>3. Registrar pagos y validar estados.</w:t>
-      </w:r>
-    </w:p>
-    <w:p>
-      <w:r>
-        <w:t>4. Verificar reservas con cupón.</w:t>
-      </w:r>
-    </w:p>
-    <w:p>
-      <w:r>
-        <w:t>5. Cerrar pendientes/cancelaciones.</w:t>
-      </w:r>
-    </w:p>
-    <w:p>
-      <w:r>
-        <w:t>6. Revisar reporte rápido de caja/ingresos.</w:t>
-      </w:r>
-    </w:p>
-    <w:p/>
-    <w:p>
-      <w:r>
-        <w:t>---</w:t>
-      </w:r>
-    </w:p>
-    <w:p/>
-    <w:p>
-      <w:pPr>
-        <w:pStyle w:val="Heading2"/>
-      </w:pPr>
-      <w:r>
-        <w:t>22. Anexo A - Evidencias sugeridas (capturas)</w:t>
-      </w:r>
-    </w:p>
-    <w:p>
-      <w:r>
-        <w:t>Agregar capturas de estas pantallas para versión ilustrada del manual:</w:t>
-      </w:r>
-    </w:p>
-    <w:p>
-      <w:r>
-        <w:t>1. Dashboard principal.</w:t>
-      </w:r>
-    </w:p>
-    <w:p>
-      <w:r>
-        <w:t>2. Alta de sede.</w:t>
-      </w:r>
-    </w:p>
-    <w:p>
-      <w:r>
-        <w:t>3. Alta de espacio deportivo.</w:t>
-      </w:r>
-    </w:p>
-    <w:p>
-      <w:r>
-        <w:t>4. Nueva reserva (modal admin).</w:t>
-      </w:r>
-    </w:p>
-    <w:p>
-      <w:r>
-        <w:t>5. Validación de cupón en reserva.</w:t>
-      </w:r>
-    </w:p>
-    <w:p>
-      <w:r>
-        <w:t>6. Módulo de cupones (KPI + listado + formulario).</w:t>
-      </w:r>
-    </w:p>
-    <w:p>
-      <w:r>
-        <w:t>7. Registro de pago.</w:t>
-      </w:r>
-    </w:p>
-    <w:p>
-      <w:r>
-        <w:t>8. Emisión de comprobante.</w:t>
-      </w:r>
-    </w:p>
-    <w:p>
-      <w:r>
-        <w:t>9. Configuración del complejo.</w:t>
-      </w:r>
-    </w:p>
-    <w:p>
-      <w:r>
-        <w:t>10. Mi suscripción.</w:t>
-      </w:r>
-    </w:p>
-    <w:p/>
-    <w:p>
-      <w:r>
-        <w:t>---</w:t>
-      </w:r>
-    </w:p>
-    <w:p/>
-    <w:p>
-      <w:pPr>
-        <w:pStyle w:val="Heading2"/>
-      </w:pPr>
-      <w:r>
-        <w:t>23. Control de cambios del manual</w:t>
-      </w:r>
-    </w:p>
-    <w:p>
-      <w:pPr>
-        <w:pStyle w:val="ListBullet"/>
-      </w:pPr>
-      <w:r>
-        <w:t>04/05/2026: Versión inicial operativa para Administrador de Negocio.</w:t>
+        <w:t>12/05/2026: Las pantallas quedan integradas dentro de cada sección del manual (se retira el anexo final consolidado).</w:t>
       </w:r>
     </w:p>
     <w:sectPr>
